--- a/course_material/科研Skill开发实践考核标准.docx
+++ b/course_material/科研Skill开发实践考核标准.docx
@@ -5,346 +5,302 @@
     <w:p>
       <w:pPr>
         <w:pStyle w:val="31"/>
+        <w:jc w:val="center"/>
+        <w:rPr>
+          <w:rFonts w:ascii="宋体" w:hAnsi="宋体" w:eastAsia="宋体"/>
+          <w:lang w:eastAsia="zh-CN"/>
+        </w:rPr>
       </w:pPr>
+      <w:bookmarkStart w:id="0" w:name="_GoBack"/>
       <w:r>
         <w:rPr>
-          <w:rFonts w:ascii="宋体" w:hAnsi="宋体" w:eastAsia="宋体"/>
-          <w:b/>
-          <w:sz w:val="40"/>
+          <w:lang w:eastAsia="zh-CN"/>
         </w:rPr>
-        <w:t>科研 Skill 开发实践</w:t>
-      </w:r>
-      <w:r>
-        <w:rPr>
-          <w:rFonts w:ascii="宋体" w:hAnsi="宋体" w:eastAsia="宋体"/>
-          <w:b/>
-          <w:sz w:val="40"/>
-        </w:rPr>
-        <w:br/>
-      </w:r>
-      <w:r>
-        <w:rPr>
-          <w:rFonts w:ascii="宋体" w:hAnsi="宋体" w:eastAsia="宋体"/>
-          <w:b/>
-          <w:sz w:val="40"/>
-        </w:rPr>
-        <w:t>课程作业考核标准</w:t>
+        <w:t>AI4S科学智能原理与实践</w:t>
       </w:r>
     </w:p>
     <w:p>
       <w:pPr>
-        <w:pStyle w:val="3"/>
+        <w:pStyle w:val="31"/>
+        <w:jc w:val="center"/>
+        <w:rPr>
+          <w:lang w:eastAsia="zh-CN"/>
+        </w:rPr>
       </w:pPr>
       <w:r>
-        <w:rPr/>
+        <w:rPr>
+          <w:lang w:eastAsia="zh-CN"/>
+        </w:rPr>
+        <w:t>科研Skill开发实践考核标准</w:t>
+      </w:r>
+    </w:p>
+    <w:bookmarkEnd w:id="0"/>
+    <w:p>
+      <w:pPr>
+        <w:pStyle w:val="3"/>
+        <w:rPr>
+          <w:lang w:eastAsia="zh-CN"/>
+        </w:rPr>
+      </w:pPr>
+      <w:r>
+        <w:rPr>
+          <w:lang w:eastAsia="zh-CN"/>
+        </w:rPr>
         <w:t>一、作业目标、参考方向与基本要求</w:t>
       </w:r>
     </w:p>
     <w:p>
-      <w:pPr/>
+      <w:pPr>
+        <w:rPr>
+          <w:rFonts w:hint="eastAsia"/>
+          <w:lang w:eastAsia="zh-CN"/>
+        </w:rPr>
+      </w:pPr>
       <w:r>
         <w:rPr>
           <w:b/>
+          <w:lang w:eastAsia="zh-CN"/>
         </w:rPr>
         <w:t>核心目标：</w:t>
       </w:r>
       <w:r>
-        <w:rPr/>
+        <w:rPr>
+          <w:lang w:eastAsia="zh-CN"/>
+        </w:rPr>
         <w:t>围绕一个稳定、高频、可结构化的科研或工程任务，完成从问题定义、目录初始化、主控文件编写、资源准备到真实案例验证的完整 Skill 开发，形成可运行、可复现、可维护和可共享的成果。</w:t>
       </w:r>
     </w:p>
     <w:p>
-      <w:pPr/>
+      <w:pPr>
+        <w:rPr>
+          <w:rFonts w:hint="eastAsia"/>
+          <w:lang w:eastAsia="zh-CN"/>
+        </w:rPr>
+      </w:pPr>
       <w:r>
-        <w:rPr/>
+        <w:rPr>
+          <w:lang w:eastAsia="zh-CN"/>
+        </w:rPr>
         <w:t>参考方向（可自由选择或跨方向组合，也可选择其他适合 Skill 化的任务）：</w:t>
       </w:r>
     </w:p>
     <w:p>
-      <w:pPr/>
+      <w:pPr>
+        <w:rPr>
+          <w:rFonts w:hint="eastAsia"/>
+          <w:lang w:eastAsia="zh-CN"/>
+        </w:rPr>
+      </w:pPr>
       <w:r>
-        <w:rPr/>
-        <w:t>·</w:t>
-      </w:r>
-      <w:r>
-        <w:rPr/>
-        <w:t xml:space="preserve">  </w:t>
-      </w:r>
-      <w:r>
-        <w:rPr/>
-        <w:t>AI4通信：无线信道分析、网络性能预测与优化</w:t>
-      </w:r>
-      <w:r>
-        <w:rPr/>
-        <w:t>等</w:t>
-      </w:r>
-      <w:r>
-        <w:rPr/>
-        <w:t>。</w:t>
+        <w:rPr>
+          <w:lang w:eastAsia="zh-CN"/>
+        </w:rPr>
+        <w:t>·  AI4通信：无线信道分析、网络性能预测与优化等。</w:t>
       </w:r>
     </w:p>
     <w:p>
-      <w:pPr/>
+      <w:pPr>
+        <w:rPr>
+          <w:rFonts w:hint="eastAsia"/>
+          <w:lang w:eastAsia="zh-CN"/>
+        </w:rPr>
+      </w:pPr>
       <w:r>
-        <w:rPr/>
-        <w:t>·</w:t>
-      </w:r>
-      <w:r>
-        <w:rPr/>
-        <w:t xml:space="preserve">  </w:t>
-      </w:r>
-      <w:r>
-        <w:rPr/>
-        <w:t>AI4数</w:t>
-      </w:r>
-      <w:r>
-        <w:rPr/>
-        <w:t>学</w:t>
-      </w:r>
-      <w:r>
-        <w:rPr/>
-        <w:t>：数学问题求解与验证</w:t>
-      </w:r>
-      <w:r>
-        <w:rPr/>
-        <w:t>等</w:t>
-      </w:r>
-      <w:r>
-        <w:rPr/>
-        <w:t>。</w:t>
+        <w:rPr>
+          <w:lang w:eastAsia="zh-CN"/>
+        </w:rPr>
+        <w:t>·  AI4数学：数学问题求解与验证等。</w:t>
       </w:r>
     </w:p>
     <w:p>
-      <w:pPr/>
+      <w:pPr>
+        <w:rPr>
+          <w:rFonts w:hint="eastAsia"/>
+          <w:lang w:eastAsia="zh-CN"/>
+        </w:rPr>
+      </w:pPr>
       <w:r>
-        <w:rPr/>
-        <w:t>·</w:t>
-      </w:r>
-      <w:r>
-        <w:rPr/>
-        <w:t xml:space="preserve">  </w:t>
-      </w:r>
-      <w:r>
-        <w:rPr/>
-        <w:t>AI4安全：安全协议分析与验证</w:t>
-      </w:r>
-      <w:r>
-        <w:rPr/>
-        <w:t>等</w:t>
-      </w:r>
-      <w:r>
-        <w:rPr/>
-        <w:t>。</w:t>
+        <w:rPr>
+          <w:lang w:eastAsia="zh-CN"/>
+        </w:rPr>
+        <w:t>·  AI4安全：安全协议分析与验证等。</w:t>
       </w:r>
     </w:p>
     <w:p>
-      <w:pPr/>
+      <w:pPr>
+        <w:rPr>
+          <w:rFonts w:hint="eastAsia"/>
+          <w:lang w:eastAsia="zh-CN"/>
+        </w:rPr>
+      </w:pPr>
       <w:r>
-        <w:rPr/>
-        <w:t>·</w:t>
-      </w:r>
-      <w:r>
-        <w:rPr/>
-        <w:t xml:space="preserve">  </w:t>
-      </w:r>
-      <w:r>
-        <w:rPr/>
-        <w:t>AI4医学：医学数据分析</w:t>
-      </w:r>
-      <w:r>
-        <w:rPr/>
-        <w:t>等</w:t>
-      </w:r>
-      <w:r>
-        <w:rPr/>
-        <w:t>。</w:t>
+        <w:rPr>
+          <w:lang w:eastAsia="zh-CN"/>
+        </w:rPr>
+        <w:t>·  AI4医学：医学数据分析等。</w:t>
       </w:r>
     </w:p>
     <w:p>
-      <w:pPr/>
+      <w:pPr>
+        <w:rPr>
+          <w:rFonts w:hint="eastAsia"/>
+          <w:lang w:eastAsia="zh-CN"/>
+        </w:rPr>
+      </w:pPr>
       <w:r>
-        <w:rPr/>
-        <w:t>·</w:t>
-      </w:r>
-      <w:r>
-        <w:rPr/>
-        <w:t xml:space="preserve">  </w:t>
-      </w:r>
-      <w:r>
-        <w:rPr/>
-        <w:t>AI4生物：生物数据分析与解读</w:t>
-      </w:r>
-      <w:r>
-        <w:rPr/>
-        <w:t>等</w:t>
-      </w:r>
-      <w:r>
-        <w:rPr/>
-        <w:t>。</w:t>
+        <w:rPr>
+          <w:lang w:eastAsia="zh-CN"/>
+        </w:rPr>
+        <w:t>·  AI4生物：生物数据分析与解读等。</w:t>
       </w:r>
     </w:p>
     <w:p>
-      <w:pPr/>
+      <w:pPr>
+        <w:rPr>
+          <w:rFonts w:hint="eastAsia"/>
+          <w:lang w:eastAsia="zh-CN"/>
+        </w:rPr>
+      </w:pPr>
       <w:r>
-        <w:rPr/>
-        <w:t>·</w:t>
-      </w:r>
-      <w:r>
-        <w:rPr/>
-        <w:t xml:space="preserve">  </w:t>
-      </w:r>
-      <w:r>
-        <w:rPr/>
-        <w:t>AI4蛋白质：蛋白质结构与功能分析</w:t>
-      </w:r>
-      <w:r>
-        <w:rPr/>
-        <w:t>等</w:t>
-      </w:r>
-      <w:r>
-        <w:rPr/>
-        <w:t>。</w:t>
+        <w:rPr>
+          <w:lang w:eastAsia="zh-CN"/>
+        </w:rPr>
+        <w:t>·  AI4蛋白质：蛋白质结构与功能分析等。</w:t>
       </w:r>
     </w:p>
     <w:p>
-      <w:pPr/>
+      <w:pPr>
+        <w:rPr>
+          <w:rFonts w:hint="eastAsia"/>
+          <w:lang w:eastAsia="zh-CN"/>
+        </w:rPr>
+      </w:pPr>
       <w:r>
-        <w:rPr/>
-        <w:t>·</w:t>
-      </w:r>
-      <w:r>
-        <w:rPr/>
-        <w:t xml:space="preserve">  </w:t>
-      </w:r>
-      <w:r>
-        <w:rPr/>
-        <w:t>AI4材料：材料性质预测</w:t>
-      </w:r>
-      <w:r>
-        <w:rPr/>
-        <w:t>等</w:t>
-      </w:r>
-      <w:r>
-        <w:rPr/>
-        <w:t>。</w:t>
+        <w:rPr>
+          <w:lang w:eastAsia="zh-CN"/>
+        </w:rPr>
+        <w:t>·  AI4材料：材料性质预测等。</w:t>
       </w:r>
     </w:p>
     <w:p>
-      <w:pPr/>
+      <w:pPr>
+        <w:rPr>
+          <w:rFonts w:hint="eastAsia"/>
+          <w:lang w:eastAsia="zh-CN"/>
+        </w:rPr>
+      </w:pPr>
       <w:r>
-        <w:rPr/>
-        <w:t>·</w:t>
-      </w:r>
-      <w:r>
-        <w:rPr/>
-        <w:t xml:space="preserve">  </w:t>
-      </w:r>
-      <w:r>
-        <w:rPr/>
-        <w:t>AI4芯片：芯片设计与仿真分析</w:t>
-      </w:r>
-      <w:r>
-        <w:rPr/>
-        <w:t>等</w:t>
-      </w:r>
-      <w:r>
-        <w:rPr/>
-        <w:t>。</w:t>
+        <w:rPr>
+          <w:lang w:eastAsia="zh-CN"/>
+        </w:rPr>
+        <w:t>·  AI4芯片：芯片设计与仿真分析等。</w:t>
       </w:r>
     </w:p>
     <w:p>
-      <w:pPr/>
+      <w:pPr>
+        <w:rPr>
+          <w:rFonts w:hint="eastAsia"/>
+          <w:lang w:eastAsia="zh-CN"/>
+        </w:rPr>
+      </w:pPr>
       <w:r>
-        <w:rPr/>
-        <w:t>·</w:t>
-      </w:r>
-      <w:r>
-        <w:rPr/>
-        <w:t xml:space="preserve">  </w:t>
-      </w:r>
-      <w:r>
-        <w:rPr/>
-        <w:t>AI4气象：气象数据分析与预测</w:t>
-      </w:r>
-      <w:r>
-        <w:rPr/>
-        <w:t>等</w:t>
-      </w:r>
-      <w:r>
-        <w:rPr/>
-        <w:t>。</w:t>
+        <w:rPr>
+          <w:lang w:eastAsia="zh-CN"/>
+        </w:rPr>
+        <w:t>·  AI4气象：气象数据分析与预测等。</w:t>
       </w:r>
     </w:p>
     <w:p>
-      <w:pPr/>
+      <w:pPr>
+        <w:rPr>
+          <w:rFonts w:hint="eastAsia"/>
+          <w:lang w:eastAsia="zh-CN"/>
+        </w:rPr>
+      </w:pPr>
       <w:r>
-        <w:rPr/>
-        <w:t>·</w:t>
-      </w:r>
-      <w:r>
-        <w:rPr/>
-        <w:t xml:space="preserve">  </w:t>
-      </w:r>
-      <w:r>
-        <w:rPr/>
-        <w:t>AI4物理：物理实验流程检验与结果复核</w:t>
-      </w:r>
-      <w:r>
-        <w:rPr/>
-        <w:t>等</w:t>
-      </w:r>
-      <w:r>
-        <w:rPr/>
-        <w:t>。</w:t>
+        <w:rPr>
+          <w:lang w:eastAsia="zh-CN"/>
+        </w:rPr>
+        <w:t>·  AI4物理：物理实验流程检验与结果复核等。</w:t>
       </w:r>
     </w:p>
     <w:p>
-      <w:pPr/>
+      <w:pPr>
+        <w:rPr>
+          <w:rFonts w:hint="eastAsia"/>
+          <w:lang w:eastAsia="zh-CN"/>
+        </w:rPr>
+      </w:pPr>
       <w:r>
         <w:rPr>
           <w:b/>
+          <w:lang w:eastAsia="zh-CN"/>
         </w:rPr>
         <w:t>基本要求：</w:t>
       </w:r>
       <w:r>
-        <w:rPr/>
+        <w:rPr>
+          <w:lang w:eastAsia="zh-CN"/>
+        </w:rPr>
         <w:t>个人完成；选题范围应适合课程周期。</w:t>
       </w:r>
     </w:p>
     <w:p>
       <w:pPr>
         <w:pStyle w:val="3"/>
+        <w:rPr>
+          <w:lang w:eastAsia="zh-CN"/>
+        </w:rPr>
       </w:pPr>
       <w:r>
-        <w:rPr/>
+        <w:rPr>
+          <w:lang w:eastAsia="zh-CN"/>
+        </w:rPr>
         <w:t>二、科研 Skill 开发流程与作业内容</w:t>
       </w:r>
     </w:p>
     <w:p>
-      <w:pPr/>
+      <w:pPr>
+        <w:rPr>
+          <w:rFonts w:hint="eastAsia"/>
+          <w:lang w:eastAsia="zh-CN"/>
+        </w:rPr>
+      </w:pPr>
       <w:r>
-        <w:rPr/>
+        <w:rPr>
+          <w:lang w:eastAsia="zh-CN"/>
+        </w:rPr>
         <w:t>围绕同一个任务连续完成以下五个阶段。每个阶段都应产出可检查的文件或记录；后续验证发现问题时，应回到相应阶段修订。</w:t>
       </w:r>
     </w:p>
     <w:p>
       <w:pPr>
         <w:pStyle w:val="16"/>
+        <w:rPr>
+          <w:rFonts w:hint="eastAsia"/>
+          <w:lang w:eastAsia="zh-CN"/>
+        </w:rPr>
       </w:pPr>
       <w:r>
         <w:rPr>
           <w:b/>
+          <w:lang w:eastAsia="zh-CN"/>
         </w:rPr>
         <w:t>第一步 明确问题：</w:t>
       </w:r>
       <w:r>
-        <w:rPr/>
+        <w:rPr>
+          <w:lang w:eastAsia="zh-CN"/>
+        </w:rPr>
         <w:t>锁定高频重复任务及其边界，明确使用者、输入、输出、验收标准和不适用场景；论证选题是否满足稳定 SOP、明确规则、高频重复和结构化输出四项特征。</w:t>
       </w:r>
     </w:p>
     <w:p>
       <w:pPr>
         <w:pStyle w:val="16"/>
+        <w:rPr>
+          <w:rFonts w:hint="eastAsia"/>
+        </w:rPr>
       </w:pPr>
       <w:r>
         <w:rPr>
@@ -353,68 +309,93 @@
         <w:t>第二步 创建目录：</w:t>
       </w:r>
       <w:r>
-        <w:rPr/>
         <w:t>建立标准 Skill 文件夹结构，初始化名称、描述、版本、作者、运行环境和依赖；明确 SKILL.md、agents、scripts、references、assets、config、tests 等目录或文件的职责，保证共享与维护。</w:t>
       </w:r>
     </w:p>
     <w:p>
       <w:pPr>
         <w:pStyle w:val="16"/>
+        <w:rPr>
+          <w:rFonts w:hint="eastAsia"/>
+          <w:lang w:eastAsia="zh-CN"/>
+        </w:rPr>
       </w:pPr>
       <w:r>
         <w:rPr>
           <w:b/>
+          <w:lang w:eastAsia="zh-CN"/>
         </w:rPr>
         <w:t>第三步 编写 SKILL.md：</w:t>
       </w:r>
       <w:r>
-        <w:rPr/>
+        <w:rPr>
+          <w:lang w:eastAsia="zh-CN"/>
+        </w:rPr>
         <w:t>按规范填写名称、描述、触发条件、知识路由、执行步骤、判断规则、错误处理和输出契约；把隐性经验转换为可执行、可检查的规则，将确定性计算封装到脚本中，并维护语义化版本和变更日志。</w:t>
       </w:r>
     </w:p>
     <w:p>
       <w:pPr>
         <w:pStyle w:val="16"/>
+        <w:rPr>
+          <w:rFonts w:hint="eastAsia"/>
+          <w:lang w:eastAsia="zh-CN"/>
+        </w:rPr>
       </w:pPr>
       <w:r>
         <w:rPr>
           <w:b/>
+          <w:lang w:eastAsia="zh-CN"/>
         </w:rPr>
         <w:t>第四步 准备资源：</w:t>
       </w:r>
       <w:r>
-        <w:rPr/>
+        <w:rPr>
+          <w:lang w:eastAsia="zh-CN"/>
+        </w:rPr>
         <w:t>导入领域规范、公开数据和正反案例，说明来源、许可和边界；封装参数化脚本；制作标准报告、清单、表格或其他交付模板，并验证模板和脚本能够被实际使用。</w:t>
       </w:r>
     </w:p>
     <w:p>
       <w:pPr>
         <w:pStyle w:val="16"/>
+        <w:rPr>
+          <w:rFonts w:hint="eastAsia"/>
+          <w:lang w:eastAsia="zh-CN"/>
+        </w:rPr>
       </w:pPr>
       <w:r>
         <w:rPr>
           <w:b/>
+          <w:lang w:eastAsia="zh-CN"/>
         </w:rPr>
         <w:t>第五步 验证 Skill：</w:t>
       </w:r>
       <w:r>
-        <w:rPr/>
+        <w:rPr>
+          <w:lang w:eastAsia="zh-CN"/>
+        </w:rPr>
         <w:t>使用真实历史案例完成端到端运行，与人工复算或公开结果比较并记录偏差；校验缺失字段、非法参数、数据不足和关键边缘规则；保留命令、环境、哈希、结果、偏差和测试输出。</w:t>
       </w:r>
     </w:p>
     <w:p>
       <w:pPr>
         <w:pStyle w:val="16"/>
+        <w:rPr>
+          <w:rFonts w:hint="eastAsia"/>
+          <w:lang w:eastAsia="zh-CN"/>
+        </w:rPr>
       </w:pPr>
       <w:r>
         <w:rPr>
           <w:b/>
+          <w:lang w:eastAsia="zh-CN"/>
         </w:rPr>
         <w:t>第六步 整理并展示成果：</w:t>
       </w:r>
       <w:r>
         <w:rPr>
-          <w:b w:val="0"/>
+          <w:lang w:eastAsia="zh-CN"/>
         </w:rPr>
         <w:t>提交完整skill目录、测试记录以及报告。</w:t>
       </w:r>
@@ -424,156 +405,116 @@
         <w:pStyle w:val="3"/>
       </w:pPr>
       <w:r>
-        <w:rPr/>
-        <w:t>三</w:t>
-      </w:r>
-      <w:r>
-        <w:rPr/>
-        <w:t>、评分标准</w:t>
+        <w:t>三、评分标准</w:t>
       </w:r>
     </w:p>
     <w:p>
       <w:pPr>
         <w:pStyle w:val="16"/>
+        <w:rPr>
+          <w:rFonts w:hint="eastAsia"/>
+          <w:lang w:eastAsia="zh-CN"/>
+        </w:rPr>
       </w:pPr>
       <w:r>
         <w:rPr>
           <w:b/>
+          <w:lang w:eastAsia="zh-CN"/>
         </w:rPr>
-        <w:t>问题定义与选题论证（</w:t>
+        <w:t>问题定义与选题论证（20%）：</w:t>
       </w:r>
       <w:r>
         <w:rPr>
-          <w:b/>
+          <w:lang w:eastAsia="zh-CN"/>
         </w:rPr>
-        <w:t>20</w:t>
-      </w:r>
-      <w:r>
-        <w:rPr>
-          <w:b/>
-        </w:rPr>
-        <w:t>%）：</w:t>
-      </w:r>
-      <w:r>
-        <w:rPr/>
         <w:t>任务真实且适合 Skill 化，边界、输入输出和验收标准明确。</w:t>
       </w:r>
     </w:p>
     <w:p>
       <w:pPr>
         <w:pStyle w:val="16"/>
+        <w:rPr>
+          <w:rFonts w:hint="eastAsia"/>
+          <w:lang w:eastAsia="zh-CN"/>
+        </w:rPr>
       </w:pPr>
       <w:r>
         <w:rPr>
           <w:b/>
+          <w:lang w:eastAsia="zh-CN"/>
         </w:rPr>
-        <w:t>SKILL</w:t>
+        <w:t>SKILL目录与规则设计（50%）：</w:t>
       </w:r>
       <w:r>
         <w:rPr>
-          <w:b/>
+          <w:lang w:eastAsia="zh-CN"/>
         </w:rPr>
-        <w:t>目录</w:t>
-      </w:r>
-      <w:r>
-        <w:rPr>
-          <w:b/>
-        </w:rPr>
-        <w:t>与规则设计（</w:t>
-      </w:r>
-      <w:r>
-        <w:rPr>
-          <w:b/>
-        </w:rPr>
-        <w:t>50</w:t>
-      </w:r>
-      <w:r>
-        <w:rPr>
-          <w:b/>
-        </w:rPr>
-        <w:t>%）：</w:t>
-      </w:r>
-      <w:r>
-        <w:rPr/>
         <w:t>触发描述准确，步骤可落地，判断有标准，约束和停止条件明确；知识、脚本和主控文件分工合理。</w:t>
       </w:r>
     </w:p>
     <w:p>
       <w:pPr>
         <w:pStyle w:val="16"/>
+        <w:rPr>
+          <w:rFonts w:hint="eastAsia"/>
+          <w:lang w:eastAsia="zh-CN"/>
+        </w:rPr>
       </w:pPr>
       <w:r>
         <w:rPr>
           <w:b/>
+          <w:lang w:eastAsia="zh-CN"/>
         </w:rPr>
-        <w:t>真实案例验证与测试留痕（</w:t>
+        <w:t>真实案例验证与测试留痕（20%）：</w:t>
       </w:r>
       <w:r>
         <w:rPr>
-          <w:b/>
+          <w:lang w:eastAsia="zh-CN"/>
         </w:rPr>
-        <w:t>20</w:t>
-      </w:r>
-      <w:r>
-        <w:rPr>
-          <w:b/>
-        </w:rPr>
-        <w:t>%）：</w:t>
-      </w:r>
-      <w:r>
-        <w:rPr/>
         <w:t>真实案例全流程跑通；人工或公开结果对照清楚；偏差有解释；异常和边缘规则覆盖充分；测试记录可复查。</w:t>
       </w:r>
     </w:p>
     <w:p>
       <w:pPr>
         <w:pStyle w:val="16"/>
+        <w:rPr>
+          <w:rFonts w:hint="eastAsia"/>
+          <w:lang w:eastAsia="zh-CN"/>
+        </w:rPr>
       </w:pPr>
       <w:r>
         <w:rPr>
           <w:b/>
+          <w:lang w:eastAsia="zh-CN"/>
         </w:rPr>
-        <w:t>实践报告</w:t>
+        <w:t>实践报告（10%）：</w:t>
       </w:r>
       <w:r>
         <w:rPr>
-          <w:b/>
+          <w:lang w:eastAsia="zh-CN"/>
         </w:rPr>
-        <w:t>（</w:t>
-      </w:r>
-      <w:r>
-        <w:rPr>
-          <w:b/>
-        </w:rPr>
-        <w:t>10</w:t>
-      </w:r>
-      <w:r>
-        <w:rPr>
-          <w:b/>
-        </w:rPr>
-        <w:t>%）：</w:t>
-      </w:r>
-      <w:r>
-        <w:rPr/>
-        <w:t>结构完整、论证清楚，结论有证据支持</w:t>
-      </w:r>
-      <w:r>
-        <w:rPr/>
-        <w:t>。</w:t>
+        <w:t>结构完整、论证清楚，结论有证据支持。</w:t>
       </w:r>
     </w:p>
     <w:p>
       <w:pPr>
         <w:pStyle w:val="16"/>
+        <w:rPr>
+          <w:rFonts w:hint="eastAsia"/>
+          <w:lang w:eastAsia="zh-CN"/>
+        </w:rPr>
       </w:pPr>
       <w:r>
         <w:rPr>
           <w:b/>
+          <w:lang w:eastAsia="zh-CN"/>
         </w:rPr>
         <w:t>加分项（上限10分）：</w:t>
       </w:r>
       <w:r>
-        <w:rPr/>
+        <w:rPr>
+          <w:lang w:eastAsia="zh-CN"/>
+        </w:rPr>
         <w:t>在基本要求之外增加多数据集验证、跨平台兼容、自动化评测、公开发布、他人复用记录或真实科研项目应用。加分不得用于抵消数据造假、无来源材料或核心流程缺失。</w:t>
       </w:r>
     </w:p>
@@ -619,6 +560,9 @@
     <w:pPr>
       <w:pStyle w:val="24"/>
       <w:jc w:val="center"/>
+      <w:rPr>
+        <w:rFonts w:hint="eastAsia"/>
+      </w:rPr>
     </w:pPr>
     <w:r>
       <w:fldChar w:fldCharType="begin"/>
@@ -627,7 +571,16 @@
       <w:instrText xml:space="preserve">PAGE</w:instrText>
     </w:r>
     <w:r>
+      <w:rPr>
+        <w:rFonts w:hint="eastAsia"/>
+      </w:rPr>
       <w:fldChar w:fldCharType="separate"/>
+    </w:r>
+    <w:r>
+      <w:rPr>
+        <w:rFonts w:hint="eastAsia"/>
+      </w:rPr>
+      <w:t>1</w:t>
     </w:r>
     <w:r>
       <w:fldChar w:fldCharType="end"/>
@@ -915,7 +868,7 @@
     <w:lsdException w:uiPriority="99" w:name="HTML Sample"/>
     <w:lsdException w:uiPriority="99" w:name="HTML Typewriter"/>
     <w:lsdException w:uiPriority="99" w:name="HTML Variable"/>
-    <w:lsdException w:uiPriority="99" w:name="Normal Table"/>
+    <w:lsdException w:qFormat="1" w:uiPriority="99" w:name="Normal Table"/>
     <w:lsdException w:uiPriority="99" w:name="annotation subject"/>
     <w:lsdException w:uiPriority="99" w:name="Table Simple 1"/>
     <w:lsdException w:uiPriority="99" w:name="Table Simple 2"/>
@@ -1090,14 +1043,13 @@
     <w:pPr>
       <w:keepNext/>
       <w:keepLines/>
-      <w:spacing w:before="200" w:after="100" w:line="300" w:lineRule="auto"/>
+      <w:spacing w:before="200" w:after="100"/>
       <w:outlineLvl w:val="0"/>
     </w:pPr>
     <w:rPr>
       <w:rFonts w:asciiTheme="majorHAnsi" w:hAnsiTheme="majorHAnsi" w:eastAsiaTheme="majorEastAsia" w:cstheme="majorBidi"/>
       <w:b/>
       <w:bCs/>
-      <w:color w:val="000000"/>
       <w:sz w:val="28"/>
       <w:szCs w:val="28"/>
     </w:rPr>
@@ -1113,14 +1065,13 @@
     <w:pPr>
       <w:keepNext/>
       <w:keepLines/>
-      <w:spacing w:before="200" w:after="100" w:line="300" w:lineRule="auto"/>
+      <w:spacing w:before="200" w:after="100"/>
       <w:outlineLvl w:val="1"/>
     </w:pPr>
     <w:rPr>
       <w:rFonts w:asciiTheme="majorHAnsi" w:hAnsiTheme="majorHAnsi" w:eastAsiaTheme="majorEastAsia" w:cstheme="majorBidi"/>
       <w:b/>
       <w:bCs/>
-      <w:color w:val="000000"/>
       <w:sz w:val="24"/>
       <w:szCs w:val="26"/>
     </w:rPr>
@@ -1321,6 +1272,7 @@
     <w:name w:val="Normal Table"/>
     <w:semiHidden/>
     <w:unhideWhenUsed/>
+    <w:qFormat/>
     <w:uiPriority w:val="99"/>
     <w:tblPr>
       <w:tblCellMar>
@@ -1350,8 +1302,6 @@
     </w:pPr>
     <w:rPr>
       <w:rFonts w:ascii="Courier" w:hAnsi="Courier" w:eastAsiaTheme="minorEastAsia" w:cstheme="minorBidi"/>
-      <w:sz w:val="20"/>
-      <w:szCs w:val="20"/>
       <w:lang w:val="en-US" w:eastAsia="en-US" w:bidi="ar-SA"/>
     </w:rPr>
   </w:style>
@@ -1425,15 +1375,9 @@
         <w:ilvl w:val="0"/>
         <w:numId w:val="3"/>
       </w:numPr>
-      <w:spacing w:after="140" w:line="300" w:lineRule="auto"/>
       <w:ind w:left="142"/>
       <w:contextualSpacing/>
     </w:pPr>
-    <w:rPr>
-      <w:rFonts w:ascii="宋体" w:hAnsi="宋体" w:eastAsia="宋体"/>
-      <w:color w:val="000000"/>
-      <w:sz w:val="22"/>
-    </w:rPr>
   </w:style>
   <w:style w:type="paragraph" w:styleId="17">
     <w:name w:val="Body Text 3"/>
@@ -1521,15 +1465,9 @@
         <w:ilvl w:val="0"/>
         <w:numId w:val="6"/>
       </w:numPr>
-      <w:spacing w:after="140" w:line="300" w:lineRule="auto"/>
       <w:ind w:left="397"/>
       <w:contextualSpacing/>
     </w:pPr>
-    <w:rPr>
-      <w:rFonts w:ascii="宋体" w:hAnsi="宋体" w:eastAsia="宋体"/>
-      <w:color w:val="000000"/>
-      <w:sz w:val="22"/>
-    </w:rPr>
   </w:style>
   <w:style w:type="paragraph" w:styleId="24">
     <w:name w:val="footer"/>
@@ -1635,13 +1573,12 @@
     <w:qFormat/>
     <w:uiPriority w:val="10"/>
     <w:pPr>
-      <w:spacing w:before="200" w:after="100" w:line="300" w:lineRule="auto"/>
+      <w:spacing w:before="200" w:after="100"/>
       <w:contextualSpacing/>
     </w:pPr>
     <w:rPr>
       <w:rFonts w:asciiTheme="majorHAnsi" w:hAnsiTheme="majorHAnsi" w:eastAsiaTheme="majorEastAsia" w:cstheme="majorBidi"/>
       <w:b/>
-      <w:color w:val="000000"/>
       <w:spacing w:val="5"/>
       <w:kern w:val="28"/>
       <w:sz w:val="40"/>
@@ -1653,9 +1590,6 @@
     <w:basedOn w:val="32"/>
     <w:qFormat/>
     <w:uiPriority w:val="59"/>
-    <w:pPr>
-      <w:spacing w:after="0" w:line="240" w:lineRule="auto"/>
-    </w:pPr>
     <w:tblPr>
       <w:tblBorders>
         <w:top w:val="single" w:color="auto" w:sz="4" w:space="0"/>
@@ -1665,12 +1599,6 @@
         <w:insideH w:val="single" w:color="auto" w:sz="4" w:space="0"/>
         <w:insideV w:val="single" w:color="auto" w:sz="4" w:space="0"/>
       </w:tblBorders>
-      <w:tblCellMar>
-        <w:top w:w="0" w:type="dxa"/>
-        <w:left w:w="108" w:type="dxa"/>
-        <w:bottom w:w="0" w:type="dxa"/>
-        <w:right w:w="108" w:type="dxa"/>
-      </w:tblCellMar>
     </w:tblPr>
   </w:style>
   <w:style w:type="table" w:styleId="34">
@@ -1678,9 +1606,6 @@
     <w:basedOn w:val="32"/>
     <w:qFormat/>
     <w:uiPriority w:val="60"/>
-    <w:pPr>
-      <w:spacing w:after="0" w:line="240" w:lineRule="auto"/>
-    </w:pPr>
     <w:rPr>
       <w:color w:val="000000" w:themeColor="text1" w:themeShade="BF"/>
     </w:rPr>
@@ -1689,12 +1614,6 @@
         <w:top w:val="single" w:color="000000" w:themeColor="text1" w:sz="8" w:space="0"/>
         <w:bottom w:val="single" w:color="000000" w:themeColor="text1" w:sz="8" w:space="0"/>
       </w:tblBorders>
-      <w:tblCellMar>
-        <w:top w:w="0" w:type="dxa"/>
-        <w:left w:w="108" w:type="dxa"/>
-        <w:bottom w:w="0" w:type="dxa"/>
-        <w:right w:w="108" w:type="dxa"/>
-      </w:tblCellMar>
     </w:tblPr>
     <w:tblStylePr w:type="firstRow">
       <w:pPr>
@@ -1778,9 +1697,6 @@
     <w:basedOn w:val="32"/>
     <w:qFormat/>
     <w:uiPriority w:val="60"/>
-    <w:pPr>
-      <w:spacing w:after="0" w:line="240" w:lineRule="auto"/>
-    </w:pPr>
     <w:rPr>
       <w:color w:val="376092" w:themeColor="accent1" w:themeShade="BF"/>
     </w:rPr>
@@ -1789,12 +1705,6 @@
         <w:top w:val="single" w:color="4F81BD" w:themeColor="accent1" w:sz="8" w:space="0"/>
         <w:bottom w:val="single" w:color="4F81BD" w:themeColor="accent1" w:sz="8" w:space="0"/>
       </w:tblBorders>
-      <w:tblCellMar>
-        <w:top w:w="0" w:type="dxa"/>
-        <w:left w:w="108" w:type="dxa"/>
-        <w:bottom w:w="0" w:type="dxa"/>
-        <w:right w:w="108" w:type="dxa"/>
-      </w:tblCellMar>
     </w:tblPr>
     <w:tblStylePr w:type="firstRow">
       <w:pPr>
@@ -1878,9 +1788,6 @@
     <w:basedOn w:val="32"/>
     <w:qFormat/>
     <w:uiPriority w:val="60"/>
-    <w:pPr>
-      <w:spacing w:after="0" w:line="240" w:lineRule="auto"/>
-    </w:pPr>
     <w:rPr>
       <w:color w:val="953735" w:themeColor="accent2" w:themeShade="BF"/>
     </w:rPr>
@@ -1889,12 +1796,6 @@
         <w:top w:val="single" w:color="C0504D" w:themeColor="accent2" w:sz="8" w:space="0"/>
         <w:bottom w:val="single" w:color="C0504D" w:themeColor="accent2" w:sz="8" w:space="0"/>
       </w:tblBorders>
-      <w:tblCellMar>
-        <w:top w:w="0" w:type="dxa"/>
-        <w:left w:w="108" w:type="dxa"/>
-        <w:bottom w:w="0" w:type="dxa"/>
-        <w:right w:w="108" w:type="dxa"/>
-      </w:tblCellMar>
     </w:tblPr>
     <w:tblStylePr w:type="firstRow">
       <w:pPr>
@@ -1978,9 +1879,6 @@
     <w:basedOn w:val="32"/>
     <w:qFormat/>
     <w:uiPriority w:val="60"/>
-    <w:pPr>
-      <w:spacing w:after="0" w:line="240" w:lineRule="auto"/>
-    </w:pPr>
     <w:rPr>
       <w:color w:val="77933C" w:themeColor="accent3" w:themeShade="BF"/>
     </w:rPr>
@@ -1989,12 +1887,6 @@
         <w:top w:val="single" w:color="9BBB59" w:themeColor="accent3" w:sz="8" w:space="0"/>
         <w:bottom w:val="single" w:color="9BBB59" w:themeColor="accent3" w:sz="8" w:space="0"/>
       </w:tblBorders>
-      <w:tblCellMar>
-        <w:top w:w="0" w:type="dxa"/>
-        <w:left w:w="108" w:type="dxa"/>
-        <w:bottom w:w="0" w:type="dxa"/>
-        <w:right w:w="108" w:type="dxa"/>
-      </w:tblCellMar>
     </w:tblPr>
     <w:tblStylePr w:type="firstRow">
       <w:pPr>
@@ -2078,9 +1970,6 @@
     <w:basedOn w:val="32"/>
     <w:qFormat/>
     <w:uiPriority w:val="60"/>
-    <w:pPr>
-      <w:spacing w:after="0" w:line="240" w:lineRule="auto"/>
-    </w:pPr>
     <w:rPr>
       <w:color w:val="604A7B" w:themeColor="accent4" w:themeShade="BF"/>
     </w:rPr>
@@ -2089,12 +1978,6 @@
         <w:top w:val="single" w:color="8064A2" w:themeColor="accent4" w:sz="8" w:space="0"/>
         <w:bottom w:val="single" w:color="8064A2" w:themeColor="accent4" w:sz="8" w:space="0"/>
       </w:tblBorders>
-      <w:tblCellMar>
-        <w:top w:w="0" w:type="dxa"/>
-        <w:left w:w="108" w:type="dxa"/>
-        <w:bottom w:w="0" w:type="dxa"/>
-        <w:right w:w="108" w:type="dxa"/>
-      </w:tblCellMar>
     </w:tblPr>
     <w:tblStylePr w:type="firstRow">
       <w:pPr>
@@ -2178,9 +2061,6 @@
     <w:basedOn w:val="32"/>
     <w:qFormat/>
     <w:uiPriority w:val="60"/>
-    <w:pPr>
-      <w:spacing w:after="0" w:line="240" w:lineRule="auto"/>
-    </w:pPr>
     <w:rPr>
       <w:color w:val="31859C" w:themeColor="accent5" w:themeShade="BF"/>
     </w:rPr>
@@ -2189,12 +2069,6 @@
         <w:top w:val="single" w:color="4BACC6" w:themeColor="accent5" w:sz="8" w:space="0"/>
         <w:bottom w:val="single" w:color="4BACC6" w:themeColor="accent5" w:sz="8" w:space="0"/>
       </w:tblBorders>
-      <w:tblCellMar>
-        <w:top w:w="0" w:type="dxa"/>
-        <w:left w:w="108" w:type="dxa"/>
-        <w:bottom w:w="0" w:type="dxa"/>
-        <w:right w:w="108" w:type="dxa"/>
-      </w:tblCellMar>
     </w:tblPr>
     <w:tblStylePr w:type="firstRow">
       <w:pPr>
@@ -2278,9 +2152,6 @@
     <w:basedOn w:val="32"/>
     <w:qFormat/>
     <w:uiPriority w:val="60"/>
-    <w:pPr>
-      <w:spacing w:after="0" w:line="240" w:lineRule="auto"/>
-    </w:pPr>
     <w:rPr>
       <w:color w:val="E46C0A" w:themeColor="accent6" w:themeShade="BF"/>
     </w:rPr>
@@ -2289,12 +2160,6 @@
         <w:top w:val="single" w:color="F79646" w:themeColor="accent6" w:sz="8" w:space="0"/>
         <w:bottom w:val="single" w:color="F79646" w:themeColor="accent6" w:sz="8" w:space="0"/>
       </w:tblBorders>
-      <w:tblCellMar>
-        <w:top w:w="0" w:type="dxa"/>
-        <w:left w:w="108" w:type="dxa"/>
-        <w:bottom w:w="0" w:type="dxa"/>
-        <w:right w:w="108" w:type="dxa"/>
-      </w:tblCellMar>
     </w:tblPr>
     <w:tblStylePr w:type="firstRow">
       <w:pPr>
@@ -2378,9 +2243,6 @@
     <w:basedOn w:val="32"/>
     <w:qFormat/>
     <w:uiPriority w:val="61"/>
-    <w:pPr>
-      <w:spacing w:after="0" w:line="240" w:lineRule="auto"/>
-    </w:pPr>
     <w:tblPr>
       <w:tblBorders>
         <w:top w:val="single" w:color="000000" w:themeColor="text1" w:sz="8" w:space="0"/>
@@ -2388,12 +2250,6 @@
         <w:bottom w:val="single" w:color="000000" w:themeColor="text1" w:sz="8" w:space="0"/>
         <w:right w:val="single" w:color="000000" w:themeColor="text1" w:sz="8" w:space="0"/>
       </w:tblBorders>
-      <w:tblCellMar>
-        <w:top w:w="0" w:type="dxa"/>
-        <w:left w:w="108" w:type="dxa"/>
-        <w:bottom w:w="0" w:type="dxa"/>
-        <w:right w:w="108" w:type="dxa"/>
-      </w:tblCellMar>
     </w:tblPr>
     <w:tblStylePr w:type="firstRow">
       <w:pPr>
@@ -2472,9 +2328,6 @@
     <w:basedOn w:val="32"/>
     <w:qFormat/>
     <w:uiPriority w:val="61"/>
-    <w:pPr>
-      <w:spacing w:after="0" w:line="240" w:lineRule="auto"/>
-    </w:pPr>
     <w:tblPr>
       <w:tblBorders>
         <w:top w:val="single" w:color="4F81BD" w:themeColor="accent1" w:sz="8" w:space="0"/>
@@ -2482,12 +2335,6 @@
         <w:bottom w:val="single" w:color="4F81BD" w:themeColor="accent1" w:sz="8" w:space="0"/>
         <w:right w:val="single" w:color="4F81BD" w:themeColor="accent1" w:sz="8" w:space="0"/>
       </w:tblBorders>
-      <w:tblCellMar>
-        <w:top w:w="0" w:type="dxa"/>
-        <w:left w:w="108" w:type="dxa"/>
-        <w:bottom w:w="0" w:type="dxa"/>
-        <w:right w:w="108" w:type="dxa"/>
-      </w:tblCellMar>
     </w:tblPr>
     <w:tblStylePr w:type="firstRow">
       <w:pPr>
@@ -2566,9 +2413,6 @@
     <w:basedOn w:val="32"/>
     <w:qFormat/>
     <w:uiPriority w:val="61"/>
-    <w:pPr>
-      <w:spacing w:after="0" w:line="240" w:lineRule="auto"/>
-    </w:pPr>
     <w:tblPr>
       <w:tblBorders>
         <w:top w:val="single" w:color="C0504D" w:themeColor="accent2" w:sz="8" w:space="0"/>
@@ -2576,12 +2420,6 @@
         <w:bottom w:val="single" w:color="C0504D" w:themeColor="accent2" w:sz="8" w:space="0"/>
         <w:right w:val="single" w:color="C0504D" w:themeColor="accent2" w:sz="8" w:space="0"/>
       </w:tblBorders>
-      <w:tblCellMar>
-        <w:top w:w="0" w:type="dxa"/>
-        <w:left w:w="108" w:type="dxa"/>
-        <w:bottom w:w="0" w:type="dxa"/>
-        <w:right w:w="108" w:type="dxa"/>
-      </w:tblCellMar>
     </w:tblPr>
     <w:tblStylePr w:type="firstRow">
       <w:pPr>
@@ -2660,9 +2498,6 @@
     <w:basedOn w:val="32"/>
     <w:qFormat/>
     <w:uiPriority w:val="61"/>
-    <w:pPr>
-      <w:spacing w:after="0" w:line="240" w:lineRule="auto"/>
-    </w:pPr>
     <w:tblPr>
       <w:tblBorders>
         <w:top w:val="single" w:color="9BBB59" w:themeColor="accent3" w:sz="8" w:space="0"/>
@@ -2670,12 +2505,6 @@
         <w:bottom w:val="single" w:color="9BBB59" w:themeColor="accent3" w:sz="8" w:space="0"/>
         <w:right w:val="single" w:color="9BBB59" w:themeColor="accent3" w:sz="8" w:space="0"/>
       </w:tblBorders>
-      <w:tblCellMar>
-        <w:top w:w="0" w:type="dxa"/>
-        <w:left w:w="108" w:type="dxa"/>
-        <w:bottom w:w="0" w:type="dxa"/>
-        <w:right w:w="108" w:type="dxa"/>
-      </w:tblCellMar>
     </w:tblPr>
     <w:tblStylePr w:type="firstRow">
       <w:pPr>
@@ -2754,9 +2583,6 @@
     <w:basedOn w:val="32"/>
     <w:qFormat/>
     <w:uiPriority w:val="61"/>
-    <w:pPr>
-      <w:spacing w:after="0" w:line="240" w:lineRule="auto"/>
-    </w:pPr>
     <w:tblPr>
       <w:tblBorders>
         <w:top w:val="single" w:color="8064A2" w:themeColor="accent4" w:sz="8" w:space="0"/>
@@ -2764,12 +2590,6 @@
         <w:bottom w:val="single" w:color="8064A2" w:themeColor="accent4" w:sz="8" w:space="0"/>
         <w:right w:val="single" w:color="8064A2" w:themeColor="accent4" w:sz="8" w:space="0"/>
       </w:tblBorders>
-      <w:tblCellMar>
-        <w:top w:w="0" w:type="dxa"/>
-        <w:left w:w="108" w:type="dxa"/>
-        <w:bottom w:w="0" w:type="dxa"/>
-        <w:right w:w="108" w:type="dxa"/>
-      </w:tblCellMar>
     </w:tblPr>
     <w:tblStylePr w:type="firstRow">
       <w:pPr>
@@ -2848,9 +2668,6 @@
     <w:basedOn w:val="32"/>
     <w:qFormat/>
     <w:uiPriority w:val="61"/>
-    <w:pPr>
-      <w:spacing w:after="0" w:line="240" w:lineRule="auto"/>
-    </w:pPr>
     <w:tblPr>
       <w:tblBorders>
         <w:top w:val="single" w:color="4BACC6" w:themeColor="accent5" w:sz="8" w:space="0"/>
@@ -2858,12 +2675,6 @@
         <w:bottom w:val="single" w:color="4BACC6" w:themeColor="accent5" w:sz="8" w:space="0"/>
         <w:right w:val="single" w:color="4BACC6" w:themeColor="accent5" w:sz="8" w:space="0"/>
       </w:tblBorders>
-      <w:tblCellMar>
-        <w:top w:w="0" w:type="dxa"/>
-        <w:left w:w="108" w:type="dxa"/>
-        <w:bottom w:w="0" w:type="dxa"/>
-        <w:right w:w="108" w:type="dxa"/>
-      </w:tblCellMar>
     </w:tblPr>
     <w:tblStylePr w:type="firstRow">
       <w:pPr>
@@ -2942,9 +2753,6 @@
     <w:basedOn w:val="32"/>
     <w:qFormat/>
     <w:uiPriority w:val="61"/>
-    <w:pPr>
-      <w:spacing w:after="0" w:line="240" w:lineRule="auto"/>
-    </w:pPr>
     <w:tblPr>
       <w:tblBorders>
         <w:top w:val="single" w:color="F79646" w:themeColor="accent6" w:sz="8" w:space="0"/>
@@ -2952,12 +2760,6 @@
         <w:bottom w:val="single" w:color="F79646" w:themeColor="accent6" w:sz="8" w:space="0"/>
         <w:right w:val="single" w:color="F79646" w:themeColor="accent6" w:sz="8" w:space="0"/>
       </w:tblBorders>
-      <w:tblCellMar>
-        <w:top w:w="0" w:type="dxa"/>
-        <w:left w:w="108" w:type="dxa"/>
-        <w:bottom w:w="0" w:type="dxa"/>
-        <w:right w:w="108" w:type="dxa"/>
-      </w:tblCellMar>
     </w:tblPr>
     <w:tblStylePr w:type="firstRow">
       <w:pPr>
@@ -3036,9 +2838,6 @@
     <w:basedOn w:val="32"/>
     <w:qFormat/>
     <w:uiPriority w:val="62"/>
-    <w:pPr>
-      <w:spacing w:after="0" w:line="240" w:lineRule="auto"/>
-    </w:pPr>
     <w:tblPr>
       <w:tblBorders>
         <w:top w:val="single" w:color="000000" w:themeColor="text1" w:sz="8" w:space="0"/>
@@ -3048,12 +2847,6 @@
         <w:insideH w:val="single" w:color="000000" w:themeColor="text1" w:sz="8" w:space="0"/>
         <w:insideV w:val="single" w:color="000000" w:themeColor="text1" w:sz="8" w:space="0"/>
       </w:tblBorders>
-      <w:tblCellMar>
-        <w:top w:w="0" w:type="dxa"/>
-        <w:left w:w="108" w:type="dxa"/>
-        <w:bottom w:w="0" w:type="dxa"/>
-        <w:right w:w="108" w:type="dxa"/>
-      </w:tblCellMar>
     </w:tblPr>
     <w:tblStylePr w:type="firstRow">
       <w:pPr>
@@ -3163,9 +2956,6 @@
     <w:basedOn w:val="32"/>
     <w:qFormat/>
     <w:uiPriority w:val="62"/>
-    <w:pPr>
-      <w:spacing w:after="0" w:line="240" w:lineRule="auto"/>
-    </w:pPr>
     <w:tblPr>
       <w:tblBorders>
         <w:top w:val="single" w:color="4F81BD" w:themeColor="accent1" w:sz="8" w:space="0"/>
@@ -3175,12 +2965,6 @@
         <w:insideH w:val="single" w:color="4F81BD" w:themeColor="accent1" w:sz="8" w:space="0"/>
         <w:insideV w:val="single" w:color="4F81BD" w:themeColor="accent1" w:sz="8" w:space="0"/>
       </w:tblBorders>
-      <w:tblCellMar>
-        <w:top w:w="0" w:type="dxa"/>
-        <w:left w:w="108" w:type="dxa"/>
-        <w:bottom w:w="0" w:type="dxa"/>
-        <w:right w:w="108" w:type="dxa"/>
-      </w:tblCellMar>
     </w:tblPr>
     <w:tblStylePr w:type="firstRow">
       <w:pPr>
@@ -3290,9 +3074,6 @@
     <w:basedOn w:val="32"/>
     <w:qFormat/>
     <w:uiPriority w:val="62"/>
-    <w:pPr>
-      <w:spacing w:after="0" w:line="240" w:lineRule="auto"/>
-    </w:pPr>
     <w:tblPr>
       <w:tblBorders>
         <w:top w:val="single" w:color="C0504D" w:themeColor="accent2" w:sz="8" w:space="0"/>
@@ -3302,12 +3083,6 @@
         <w:insideH w:val="single" w:color="C0504D" w:themeColor="accent2" w:sz="8" w:space="0"/>
         <w:insideV w:val="single" w:color="C0504D" w:themeColor="accent2" w:sz="8" w:space="0"/>
       </w:tblBorders>
-      <w:tblCellMar>
-        <w:top w:w="0" w:type="dxa"/>
-        <w:left w:w="108" w:type="dxa"/>
-        <w:bottom w:w="0" w:type="dxa"/>
-        <w:right w:w="108" w:type="dxa"/>
-      </w:tblCellMar>
     </w:tblPr>
     <w:tblStylePr w:type="firstRow">
       <w:pPr>
@@ -3417,9 +3192,6 @@
     <w:basedOn w:val="32"/>
     <w:qFormat/>
     <w:uiPriority w:val="62"/>
-    <w:pPr>
-      <w:spacing w:after="0" w:line="240" w:lineRule="auto"/>
-    </w:pPr>
     <w:tblPr>
       <w:tblBorders>
         <w:top w:val="single" w:color="9BBB59" w:themeColor="accent3" w:sz="8" w:space="0"/>
@@ -3429,12 +3201,6 @@
         <w:insideH w:val="single" w:color="9BBB59" w:themeColor="accent3" w:sz="8" w:space="0"/>
         <w:insideV w:val="single" w:color="9BBB59" w:themeColor="accent3" w:sz="8" w:space="0"/>
       </w:tblBorders>
-      <w:tblCellMar>
-        <w:top w:w="0" w:type="dxa"/>
-        <w:left w:w="108" w:type="dxa"/>
-        <w:bottom w:w="0" w:type="dxa"/>
-        <w:right w:w="108" w:type="dxa"/>
-      </w:tblCellMar>
     </w:tblPr>
     <w:tblStylePr w:type="firstRow">
       <w:pPr>
@@ -3544,9 +3310,6 @@
     <w:basedOn w:val="32"/>
     <w:qFormat/>
     <w:uiPriority w:val="62"/>
-    <w:pPr>
-      <w:spacing w:after="0" w:line="240" w:lineRule="auto"/>
-    </w:pPr>
     <w:tblPr>
       <w:tblBorders>
         <w:top w:val="single" w:color="8064A2" w:themeColor="accent4" w:sz="8" w:space="0"/>
@@ -3556,12 +3319,6 @@
         <w:insideH w:val="single" w:color="8064A2" w:themeColor="accent4" w:sz="8" w:space="0"/>
         <w:insideV w:val="single" w:color="8064A2" w:themeColor="accent4" w:sz="8" w:space="0"/>
       </w:tblBorders>
-      <w:tblCellMar>
-        <w:top w:w="0" w:type="dxa"/>
-        <w:left w:w="108" w:type="dxa"/>
-        <w:bottom w:w="0" w:type="dxa"/>
-        <w:right w:w="108" w:type="dxa"/>
-      </w:tblCellMar>
     </w:tblPr>
     <w:tblStylePr w:type="firstRow">
       <w:pPr>
@@ -3671,9 +3428,6 @@
     <w:basedOn w:val="32"/>
     <w:qFormat/>
     <w:uiPriority w:val="62"/>
-    <w:pPr>
-      <w:spacing w:after="0" w:line="240" w:lineRule="auto"/>
-    </w:pPr>
     <w:tblPr>
       <w:tblBorders>
         <w:top w:val="single" w:color="4BACC6" w:themeColor="accent5" w:sz="8" w:space="0"/>
@@ -3683,12 +3437,6 @@
         <w:insideH w:val="single" w:color="4BACC6" w:themeColor="accent5" w:sz="8" w:space="0"/>
         <w:insideV w:val="single" w:color="4BACC6" w:themeColor="accent5" w:sz="8" w:space="0"/>
       </w:tblBorders>
-      <w:tblCellMar>
-        <w:top w:w="0" w:type="dxa"/>
-        <w:left w:w="108" w:type="dxa"/>
-        <w:bottom w:w="0" w:type="dxa"/>
-        <w:right w:w="108" w:type="dxa"/>
-      </w:tblCellMar>
     </w:tblPr>
     <w:tblStylePr w:type="firstRow">
       <w:pPr>
@@ -3798,9 +3546,6 @@
     <w:basedOn w:val="32"/>
     <w:qFormat/>
     <w:uiPriority w:val="62"/>
-    <w:pPr>
-      <w:spacing w:after="0" w:line="240" w:lineRule="auto"/>
-    </w:pPr>
     <w:tblPr>
       <w:tblBorders>
         <w:top w:val="single" w:color="F79646" w:themeColor="accent6" w:sz="8" w:space="0"/>
@@ -3810,12 +3555,6 @@
         <w:insideH w:val="single" w:color="F79646" w:themeColor="accent6" w:sz="8" w:space="0"/>
         <w:insideV w:val="single" w:color="F79646" w:themeColor="accent6" w:sz="8" w:space="0"/>
       </w:tblBorders>
-      <w:tblCellMar>
-        <w:top w:w="0" w:type="dxa"/>
-        <w:left w:w="108" w:type="dxa"/>
-        <w:bottom w:w="0" w:type="dxa"/>
-        <w:right w:w="108" w:type="dxa"/>
-      </w:tblCellMar>
     </w:tblPr>
     <w:tblStylePr w:type="firstRow">
       <w:pPr>
@@ -3925,9 +3664,6 @@
     <w:basedOn w:val="32"/>
     <w:qFormat/>
     <w:uiPriority w:val="63"/>
-    <w:pPr>
-      <w:spacing w:after="0" w:line="240" w:lineRule="auto"/>
-    </w:pPr>
     <w:tblPr>
       <w:tblBorders>
         <w:top w:val="single" w:color="3F3F3F" w:themeColor="text1" w:themeTint="BF" w:sz="8" w:space="0"/>
@@ -3936,12 +3672,6 @@
         <w:right w:val="single" w:color="3F3F3F" w:themeColor="text1" w:themeTint="BF" w:sz="8" w:space="0"/>
         <w:insideH w:val="single" w:color="3F3F3F" w:themeColor="text1" w:themeTint="BF" w:sz="8" w:space="0"/>
       </w:tblBorders>
-      <w:tblCellMar>
-        <w:top w:w="0" w:type="dxa"/>
-        <w:left w:w="108" w:type="dxa"/>
-        <w:bottom w:w="0" w:type="dxa"/>
-        <w:right w:w="108" w:type="dxa"/>
-      </w:tblCellMar>
     </w:tblPr>
     <w:tblStylePr w:type="firstRow">
       <w:pPr>
@@ -4033,9 +3763,6 @@
     <w:basedOn w:val="32"/>
     <w:qFormat/>
     <w:uiPriority w:val="63"/>
-    <w:pPr>
-      <w:spacing w:after="0" w:line="240" w:lineRule="auto"/>
-    </w:pPr>
     <w:tblPr>
       <w:tblBorders>
         <w:top w:val="single" w:color="7BA0CD" w:themeColor="accent1" w:themeTint="BF" w:sz="8" w:space="0"/>
@@ -4044,12 +3771,6 @@
         <w:right w:val="single" w:color="7BA0CD" w:themeColor="accent1" w:themeTint="BF" w:sz="8" w:space="0"/>
         <w:insideH w:val="single" w:color="7BA0CD" w:themeColor="accent1" w:themeTint="BF" w:sz="8" w:space="0"/>
       </w:tblBorders>
-      <w:tblCellMar>
-        <w:top w:w="0" w:type="dxa"/>
-        <w:left w:w="108" w:type="dxa"/>
-        <w:bottom w:w="0" w:type="dxa"/>
-        <w:right w:w="108" w:type="dxa"/>
-      </w:tblCellMar>
     </w:tblPr>
     <w:tblStylePr w:type="firstRow">
       <w:pPr>
@@ -4141,9 +3862,6 @@
     <w:basedOn w:val="32"/>
     <w:qFormat/>
     <w:uiPriority w:val="63"/>
-    <w:pPr>
-      <w:spacing w:after="0" w:line="240" w:lineRule="auto"/>
-    </w:pPr>
     <w:tblPr>
       <w:tblBorders>
         <w:top w:val="single" w:color="CF7B79" w:themeColor="accent2" w:themeTint="BF" w:sz="8" w:space="0"/>
@@ -4152,12 +3870,6 @@
         <w:right w:val="single" w:color="CF7B79" w:themeColor="accent2" w:themeTint="BF" w:sz="8" w:space="0"/>
         <w:insideH w:val="single" w:color="CF7B79" w:themeColor="accent2" w:themeTint="BF" w:sz="8" w:space="0"/>
       </w:tblBorders>
-      <w:tblCellMar>
-        <w:top w:w="0" w:type="dxa"/>
-        <w:left w:w="108" w:type="dxa"/>
-        <w:bottom w:w="0" w:type="dxa"/>
-        <w:right w:w="108" w:type="dxa"/>
-      </w:tblCellMar>
     </w:tblPr>
     <w:tblStylePr w:type="firstRow">
       <w:pPr>
@@ -4249,9 +3961,6 @@
     <w:basedOn w:val="32"/>
     <w:qFormat/>
     <w:uiPriority w:val="63"/>
-    <w:pPr>
-      <w:spacing w:after="0" w:line="240" w:lineRule="auto"/>
-    </w:pPr>
     <w:tblPr>
       <w:tblBorders>
         <w:top w:val="single" w:color="B4CC82" w:themeColor="accent3" w:themeTint="BF" w:sz="8" w:space="0"/>
@@ -4260,12 +3969,6 @@
         <w:right w:val="single" w:color="B4CC82" w:themeColor="accent3" w:themeTint="BF" w:sz="8" w:space="0"/>
         <w:insideH w:val="single" w:color="B4CC82" w:themeColor="accent3" w:themeTint="BF" w:sz="8" w:space="0"/>
       </w:tblBorders>
-      <w:tblCellMar>
-        <w:top w:w="0" w:type="dxa"/>
-        <w:left w:w="108" w:type="dxa"/>
-        <w:bottom w:w="0" w:type="dxa"/>
-        <w:right w:w="108" w:type="dxa"/>
-      </w:tblCellMar>
     </w:tblPr>
     <w:tblStylePr w:type="firstRow">
       <w:pPr>
@@ -4357,9 +4060,6 @@
     <w:basedOn w:val="32"/>
     <w:qFormat/>
     <w:uiPriority w:val="63"/>
-    <w:pPr>
-      <w:spacing w:after="0" w:line="240" w:lineRule="auto"/>
-    </w:pPr>
     <w:tblPr>
       <w:tblBorders>
         <w:top w:val="single" w:color="9F8AB9" w:themeColor="accent4" w:themeTint="BF" w:sz="8" w:space="0"/>
@@ -4368,12 +4068,6 @@
         <w:right w:val="single" w:color="9F8AB9" w:themeColor="accent4" w:themeTint="BF" w:sz="8" w:space="0"/>
         <w:insideH w:val="single" w:color="9F8AB9" w:themeColor="accent4" w:themeTint="BF" w:sz="8" w:space="0"/>
       </w:tblBorders>
-      <w:tblCellMar>
-        <w:top w:w="0" w:type="dxa"/>
-        <w:left w:w="108" w:type="dxa"/>
-        <w:bottom w:w="0" w:type="dxa"/>
-        <w:right w:w="108" w:type="dxa"/>
-      </w:tblCellMar>
     </w:tblPr>
     <w:tblStylePr w:type="firstRow">
       <w:pPr>
@@ -4465,9 +4159,6 @@
     <w:basedOn w:val="32"/>
     <w:qFormat/>
     <w:uiPriority w:val="63"/>
-    <w:pPr>
-      <w:spacing w:after="0" w:line="240" w:lineRule="auto"/>
-    </w:pPr>
     <w:tblPr>
       <w:tblBorders>
         <w:top w:val="single" w:color="78C0D4" w:themeColor="accent5" w:themeTint="BF" w:sz="8" w:space="0"/>
@@ -4476,12 +4167,6 @@
         <w:right w:val="single" w:color="78C0D4" w:themeColor="accent5" w:themeTint="BF" w:sz="8" w:space="0"/>
         <w:insideH w:val="single" w:color="78C0D4" w:themeColor="accent5" w:themeTint="BF" w:sz="8" w:space="0"/>
       </w:tblBorders>
-      <w:tblCellMar>
-        <w:top w:w="0" w:type="dxa"/>
-        <w:left w:w="108" w:type="dxa"/>
-        <w:bottom w:w="0" w:type="dxa"/>
-        <w:right w:w="108" w:type="dxa"/>
-      </w:tblCellMar>
     </w:tblPr>
     <w:tblStylePr w:type="firstRow">
       <w:pPr>
@@ -4573,9 +4258,6 @@
     <w:basedOn w:val="32"/>
     <w:qFormat/>
     <w:uiPriority w:val="63"/>
-    <w:pPr>
-      <w:spacing w:after="0" w:line="240" w:lineRule="auto"/>
-    </w:pPr>
     <w:tblPr>
       <w:tblBorders>
         <w:top w:val="single" w:color="F9B074" w:themeColor="accent6" w:themeTint="BF" w:sz="8" w:space="0"/>
@@ -4584,12 +4266,6 @@
         <w:right w:val="single" w:color="F9B074" w:themeColor="accent6" w:themeTint="BF" w:sz="8" w:space="0"/>
         <w:insideH w:val="single" w:color="F9B074" w:themeColor="accent6" w:themeTint="BF" w:sz="8" w:space="0"/>
       </w:tblBorders>
-      <w:tblCellMar>
-        <w:top w:w="0" w:type="dxa"/>
-        <w:left w:w="108" w:type="dxa"/>
-        <w:bottom w:w="0" w:type="dxa"/>
-        <w:right w:w="108" w:type="dxa"/>
-      </w:tblCellMar>
     </w:tblPr>
     <w:tblStylePr w:type="firstRow">
       <w:pPr>
@@ -4681,20 +4357,11 @@
     <w:basedOn w:val="32"/>
     <w:qFormat/>
     <w:uiPriority w:val="64"/>
-    <w:pPr>
-      <w:spacing w:after="0" w:line="240" w:lineRule="auto"/>
-    </w:pPr>
     <w:tblPr>
       <w:tblBorders>
         <w:top w:val="single" w:color="auto" w:sz="18" w:space="0"/>
         <w:bottom w:val="single" w:color="auto" w:sz="18" w:space="0"/>
       </w:tblBorders>
-      <w:tblCellMar>
-        <w:top w:w="0" w:type="dxa"/>
-        <w:left w:w="108" w:type="dxa"/>
-        <w:bottom w:w="0" w:type="dxa"/>
-        <w:right w:w="108" w:type="dxa"/>
-      </w:tblCellMar>
     </w:tblPr>
     <w:tblStylePr w:type="firstRow">
       <w:pPr>
@@ -4847,20 +4514,11 @@
     <w:basedOn w:val="32"/>
     <w:qFormat/>
     <w:uiPriority w:val="64"/>
-    <w:pPr>
-      <w:spacing w:after="0" w:line="240" w:lineRule="auto"/>
-    </w:pPr>
     <w:tblPr>
       <w:tblBorders>
         <w:top w:val="single" w:color="auto" w:sz="18" w:space="0"/>
         <w:bottom w:val="single" w:color="auto" w:sz="18" w:space="0"/>
       </w:tblBorders>
-      <w:tblCellMar>
-        <w:top w:w="0" w:type="dxa"/>
-        <w:left w:w="108" w:type="dxa"/>
-        <w:bottom w:w="0" w:type="dxa"/>
-        <w:right w:w="108" w:type="dxa"/>
-      </w:tblCellMar>
     </w:tblPr>
     <w:tblStylePr w:type="firstRow">
       <w:pPr>
@@ -5013,20 +4671,11 @@
     <w:basedOn w:val="32"/>
     <w:qFormat/>
     <w:uiPriority w:val="64"/>
-    <w:pPr>
-      <w:spacing w:after="0" w:line="240" w:lineRule="auto"/>
-    </w:pPr>
     <w:tblPr>
       <w:tblBorders>
         <w:top w:val="single" w:color="auto" w:sz="18" w:space="0"/>
         <w:bottom w:val="single" w:color="auto" w:sz="18" w:space="0"/>
       </w:tblBorders>
-      <w:tblCellMar>
-        <w:top w:w="0" w:type="dxa"/>
-        <w:left w:w="108" w:type="dxa"/>
-        <w:bottom w:w="0" w:type="dxa"/>
-        <w:right w:w="108" w:type="dxa"/>
-      </w:tblCellMar>
     </w:tblPr>
     <w:tblStylePr w:type="firstRow">
       <w:pPr>
@@ -5179,20 +4828,11 @@
     <w:basedOn w:val="32"/>
     <w:qFormat/>
     <w:uiPriority w:val="64"/>
-    <w:pPr>
-      <w:spacing w:after="0" w:line="240" w:lineRule="auto"/>
-    </w:pPr>
     <w:tblPr>
       <w:tblBorders>
         <w:top w:val="single" w:color="auto" w:sz="18" w:space="0"/>
         <w:bottom w:val="single" w:color="auto" w:sz="18" w:space="0"/>
       </w:tblBorders>
-      <w:tblCellMar>
-        <w:top w:w="0" w:type="dxa"/>
-        <w:left w:w="108" w:type="dxa"/>
-        <w:bottom w:w="0" w:type="dxa"/>
-        <w:right w:w="108" w:type="dxa"/>
-      </w:tblCellMar>
     </w:tblPr>
     <w:tblStylePr w:type="firstRow">
       <w:pPr>
@@ -5345,20 +4985,11 @@
     <w:basedOn w:val="32"/>
     <w:qFormat/>
     <w:uiPriority w:val="64"/>
-    <w:pPr>
-      <w:spacing w:after="0" w:line="240" w:lineRule="auto"/>
-    </w:pPr>
     <w:tblPr>
       <w:tblBorders>
         <w:top w:val="single" w:color="auto" w:sz="18" w:space="0"/>
         <w:bottom w:val="single" w:color="auto" w:sz="18" w:space="0"/>
       </w:tblBorders>
-      <w:tblCellMar>
-        <w:top w:w="0" w:type="dxa"/>
-        <w:left w:w="108" w:type="dxa"/>
-        <w:bottom w:w="0" w:type="dxa"/>
-        <w:right w:w="108" w:type="dxa"/>
-      </w:tblCellMar>
     </w:tblPr>
     <w:tblStylePr w:type="firstRow">
       <w:pPr>
@@ -5510,20 +5141,11 @@
     <w:name w:val="Medium Shading 2 Accent 5"/>
     <w:basedOn w:val="32"/>
     <w:uiPriority w:val="64"/>
-    <w:pPr>
-      <w:spacing w:after="0" w:line="240" w:lineRule="auto"/>
-    </w:pPr>
     <w:tblPr>
       <w:tblBorders>
         <w:top w:val="single" w:color="auto" w:sz="18" w:space="0"/>
         <w:bottom w:val="single" w:color="auto" w:sz="18" w:space="0"/>
       </w:tblBorders>
-      <w:tblCellMar>
-        <w:top w:w="0" w:type="dxa"/>
-        <w:left w:w="108" w:type="dxa"/>
-        <w:bottom w:w="0" w:type="dxa"/>
-        <w:right w:w="108" w:type="dxa"/>
-      </w:tblCellMar>
     </w:tblPr>
     <w:tblStylePr w:type="firstRow">
       <w:pPr>
@@ -5675,20 +5297,11 @@
     <w:name w:val="Medium Shading 2 Accent 6"/>
     <w:basedOn w:val="32"/>
     <w:uiPriority w:val="64"/>
-    <w:pPr>
-      <w:spacing w:after="0" w:line="240" w:lineRule="auto"/>
-    </w:pPr>
     <w:tblPr>
       <w:tblBorders>
         <w:top w:val="single" w:color="auto" w:sz="18" w:space="0"/>
         <w:bottom w:val="single" w:color="auto" w:sz="18" w:space="0"/>
       </w:tblBorders>
-      <w:tblCellMar>
-        <w:top w:w="0" w:type="dxa"/>
-        <w:left w:w="108" w:type="dxa"/>
-        <w:bottom w:w="0" w:type="dxa"/>
-        <w:right w:w="108" w:type="dxa"/>
-      </w:tblCellMar>
     </w:tblPr>
     <w:tblStylePr w:type="firstRow">
       <w:pPr>
@@ -5841,9 +5454,6 @@
     <w:basedOn w:val="32"/>
     <w:qFormat/>
     <w:uiPriority w:val="65"/>
-    <w:pPr>
-      <w:spacing w:after="0" w:line="240" w:lineRule="auto"/>
-    </w:pPr>
     <w:rPr>
       <w:color w:val="000000" w:themeColor="text1"/>
       <w14:textFill>
@@ -5857,12 +5467,6 @@
         <w:top w:val="single" w:color="000000" w:themeColor="text1" w:sz="8" w:space="0"/>
         <w:bottom w:val="single" w:color="000000" w:themeColor="text1" w:sz="8" w:space="0"/>
       </w:tblBorders>
-      <w:tblCellMar>
-        <w:top w:w="0" w:type="dxa"/>
-        <w:left w:w="108" w:type="dxa"/>
-        <w:bottom w:w="0" w:type="dxa"/>
-        <w:right w:w="108" w:type="dxa"/>
-      </w:tblCellMar>
     </w:tblPr>
     <w:tblStylePr w:type="firstRow">
       <w:rPr>
@@ -5932,9 +5536,6 @@
     <w:basedOn w:val="32"/>
     <w:qFormat/>
     <w:uiPriority w:val="65"/>
-    <w:pPr>
-      <w:spacing w:after="0" w:line="240" w:lineRule="auto"/>
-    </w:pPr>
     <w:rPr>
       <w:color w:val="000000" w:themeColor="text1"/>
       <w14:textFill>
@@ -5948,12 +5549,6 @@
         <w:top w:val="single" w:color="4F81BD" w:themeColor="accent1" w:sz="8" w:space="0"/>
         <w:bottom w:val="single" w:color="4F81BD" w:themeColor="accent1" w:sz="8" w:space="0"/>
       </w:tblBorders>
-      <w:tblCellMar>
-        <w:top w:w="0" w:type="dxa"/>
-        <w:left w:w="108" w:type="dxa"/>
-        <w:bottom w:w="0" w:type="dxa"/>
-        <w:right w:w="108" w:type="dxa"/>
-      </w:tblCellMar>
     </w:tblPr>
     <w:tblStylePr w:type="firstRow">
       <w:rPr>
@@ -6023,9 +5618,6 @@
     <w:basedOn w:val="32"/>
     <w:qFormat/>
     <w:uiPriority w:val="65"/>
-    <w:pPr>
-      <w:spacing w:after="0" w:line="240" w:lineRule="auto"/>
-    </w:pPr>
     <w:rPr>
       <w:color w:val="000000" w:themeColor="text1"/>
       <w14:textFill>
@@ -6039,12 +5631,6 @@
         <w:top w:val="single" w:color="C0504D" w:themeColor="accent2" w:sz="8" w:space="0"/>
         <w:bottom w:val="single" w:color="C0504D" w:themeColor="accent2" w:sz="8" w:space="0"/>
       </w:tblBorders>
-      <w:tblCellMar>
-        <w:top w:w="0" w:type="dxa"/>
-        <w:left w:w="108" w:type="dxa"/>
-        <w:bottom w:w="0" w:type="dxa"/>
-        <w:right w:w="108" w:type="dxa"/>
-      </w:tblCellMar>
     </w:tblPr>
     <w:tblStylePr w:type="firstRow">
       <w:rPr>
@@ -6113,9 +5699,6 @@
     <w:name w:val="Medium List 1 Accent 3"/>
     <w:basedOn w:val="32"/>
     <w:uiPriority w:val="65"/>
-    <w:pPr>
-      <w:spacing w:after="0" w:line="240" w:lineRule="auto"/>
-    </w:pPr>
     <w:rPr>
       <w:color w:val="000000" w:themeColor="text1"/>
       <w14:textFill>
@@ -6129,12 +5712,6 @@
         <w:top w:val="single" w:color="9BBB59" w:themeColor="accent3" w:sz="8" w:space="0"/>
         <w:bottom w:val="single" w:color="9BBB59" w:themeColor="accent3" w:sz="8" w:space="0"/>
       </w:tblBorders>
-      <w:tblCellMar>
-        <w:top w:w="0" w:type="dxa"/>
-        <w:left w:w="108" w:type="dxa"/>
-        <w:bottom w:w="0" w:type="dxa"/>
-        <w:right w:w="108" w:type="dxa"/>
-      </w:tblCellMar>
     </w:tblPr>
     <w:tblStylePr w:type="firstRow">
       <w:rPr>
@@ -6203,9 +5780,6 @@
     <w:name w:val="Medium List 1 Accent 4"/>
     <w:basedOn w:val="32"/>
     <w:uiPriority w:val="65"/>
-    <w:pPr>
-      <w:spacing w:after="0" w:line="240" w:lineRule="auto"/>
-    </w:pPr>
     <w:rPr>
       <w:color w:val="000000" w:themeColor="text1"/>
       <w14:textFill>
@@ -6219,12 +5793,6 @@
         <w:top w:val="single" w:color="8064A2" w:themeColor="accent4" w:sz="8" w:space="0"/>
         <w:bottom w:val="single" w:color="8064A2" w:themeColor="accent4" w:sz="8" w:space="0"/>
       </w:tblBorders>
-      <w:tblCellMar>
-        <w:top w:w="0" w:type="dxa"/>
-        <w:left w:w="108" w:type="dxa"/>
-        <w:bottom w:w="0" w:type="dxa"/>
-        <w:right w:w="108" w:type="dxa"/>
-      </w:tblCellMar>
     </w:tblPr>
     <w:tblStylePr w:type="firstRow">
       <w:rPr>
@@ -6293,9 +5861,6 @@
     <w:name w:val="Medium List 1 Accent 5"/>
     <w:basedOn w:val="32"/>
     <w:uiPriority w:val="65"/>
-    <w:pPr>
-      <w:spacing w:after="0" w:line="240" w:lineRule="auto"/>
-    </w:pPr>
     <w:rPr>
       <w:color w:val="000000" w:themeColor="text1"/>
       <w14:textFill>
@@ -6309,12 +5874,6 @@
         <w:top w:val="single" w:color="4BACC6" w:themeColor="accent5" w:sz="8" w:space="0"/>
         <w:bottom w:val="single" w:color="4BACC6" w:themeColor="accent5" w:sz="8" w:space="0"/>
       </w:tblBorders>
-      <w:tblCellMar>
-        <w:top w:w="0" w:type="dxa"/>
-        <w:left w:w="108" w:type="dxa"/>
-        <w:bottom w:w="0" w:type="dxa"/>
-        <w:right w:w="108" w:type="dxa"/>
-      </w:tblCellMar>
     </w:tblPr>
     <w:tblStylePr w:type="firstRow">
       <w:rPr>
@@ -6383,9 +5942,6 @@
     <w:name w:val="Medium List 1 Accent 6"/>
     <w:basedOn w:val="32"/>
     <w:uiPriority w:val="65"/>
-    <w:pPr>
-      <w:spacing w:after="0" w:line="240" w:lineRule="auto"/>
-    </w:pPr>
     <w:rPr>
       <w:color w:val="000000" w:themeColor="text1"/>
       <w14:textFill>
@@ -6399,12 +5955,6 @@
         <w:top w:val="single" w:color="F79646" w:themeColor="accent6" w:sz="8" w:space="0"/>
         <w:bottom w:val="single" w:color="F79646" w:themeColor="accent6" w:sz="8" w:space="0"/>
       </w:tblBorders>
-      <w:tblCellMar>
-        <w:top w:w="0" w:type="dxa"/>
-        <w:left w:w="108" w:type="dxa"/>
-        <w:bottom w:w="0" w:type="dxa"/>
-        <w:right w:w="108" w:type="dxa"/>
-      </w:tblCellMar>
     </w:tblPr>
     <w:tblStylePr w:type="firstRow">
       <w:rPr>
@@ -6474,9 +6024,6 @@
     <w:basedOn w:val="32"/>
     <w:qFormat/>
     <w:uiPriority w:val="66"/>
-    <w:pPr>
-      <w:spacing w:after="0" w:line="240" w:lineRule="auto"/>
-    </w:pPr>
     <w:rPr>
       <w:rFonts w:asciiTheme="majorHAnsi" w:hAnsiTheme="majorHAnsi" w:eastAsiaTheme="majorEastAsia" w:cstheme="majorBidi"/>
       <w:color w:val="000000" w:themeColor="text1"/>
@@ -6493,12 +6040,6 @@
         <w:bottom w:val="single" w:color="000000" w:themeColor="text1" w:sz="8" w:space="0"/>
         <w:right w:val="single" w:color="000000" w:themeColor="text1" w:sz="8" w:space="0"/>
       </w:tblBorders>
-      <w:tblCellMar>
-        <w:top w:w="0" w:type="dxa"/>
-        <w:left w:w="108" w:type="dxa"/>
-        <w:bottom w:w="0" w:type="dxa"/>
-        <w:right w:w="108" w:type="dxa"/>
-      </w:tblCellMar>
     </w:tblPr>
     <w:tblStylePr w:type="firstRow">
       <w:rPr>
@@ -6603,9 +6144,6 @@
     <w:name w:val="Medium List 2 Accent 1"/>
     <w:basedOn w:val="32"/>
     <w:uiPriority w:val="66"/>
-    <w:pPr>
-      <w:spacing w:after="0" w:line="240" w:lineRule="auto"/>
-    </w:pPr>
     <w:rPr>
       <w:rFonts w:asciiTheme="majorHAnsi" w:hAnsiTheme="majorHAnsi" w:eastAsiaTheme="majorEastAsia" w:cstheme="majorBidi"/>
       <w:color w:val="000000" w:themeColor="text1"/>
@@ -6622,12 +6160,6 @@
         <w:bottom w:val="single" w:color="4F81BD" w:themeColor="accent1" w:sz="8" w:space="0"/>
         <w:right w:val="single" w:color="4F81BD" w:themeColor="accent1" w:sz="8" w:space="0"/>
       </w:tblBorders>
-      <w:tblCellMar>
-        <w:top w:w="0" w:type="dxa"/>
-        <w:left w:w="108" w:type="dxa"/>
-        <w:bottom w:w="0" w:type="dxa"/>
-        <w:right w:w="108" w:type="dxa"/>
-      </w:tblCellMar>
     </w:tblPr>
     <w:tblStylePr w:type="firstRow">
       <w:rPr>
@@ -6732,9 +6264,6 @@
     <w:name w:val="Medium List 2 Accent 2"/>
     <w:basedOn w:val="32"/>
     <w:uiPriority w:val="66"/>
-    <w:pPr>
-      <w:spacing w:after="0" w:line="240" w:lineRule="auto"/>
-    </w:pPr>
     <w:rPr>
       <w:rFonts w:asciiTheme="majorHAnsi" w:hAnsiTheme="majorHAnsi" w:eastAsiaTheme="majorEastAsia" w:cstheme="majorBidi"/>
       <w:color w:val="000000" w:themeColor="text1"/>
@@ -6751,12 +6280,6 @@
         <w:bottom w:val="single" w:color="C0504D" w:themeColor="accent2" w:sz="8" w:space="0"/>
         <w:right w:val="single" w:color="C0504D" w:themeColor="accent2" w:sz="8" w:space="0"/>
       </w:tblBorders>
-      <w:tblCellMar>
-        <w:top w:w="0" w:type="dxa"/>
-        <w:left w:w="108" w:type="dxa"/>
-        <w:bottom w:w="0" w:type="dxa"/>
-        <w:right w:w="108" w:type="dxa"/>
-      </w:tblCellMar>
     </w:tblPr>
     <w:tblStylePr w:type="firstRow">
       <w:rPr>
@@ -6861,9 +6384,6 @@
     <w:name w:val="Medium List 2 Accent 3"/>
     <w:basedOn w:val="32"/>
     <w:uiPriority w:val="66"/>
-    <w:pPr>
-      <w:spacing w:after="0" w:line="240" w:lineRule="auto"/>
-    </w:pPr>
     <w:rPr>
       <w:rFonts w:asciiTheme="majorHAnsi" w:hAnsiTheme="majorHAnsi" w:eastAsiaTheme="majorEastAsia" w:cstheme="majorBidi"/>
       <w:color w:val="000000" w:themeColor="text1"/>
@@ -6880,12 +6400,6 @@
         <w:bottom w:val="single" w:color="9BBB59" w:themeColor="accent3" w:sz="8" w:space="0"/>
         <w:right w:val="single" w:color="9BBB59" w:themeColor="accent3" w:sz="8" w:space="0"/>
       </w:tblBorders>
-      <w:tblCellMar>
-        <w:top w:w="0" w:type="dxa"/>
-        <w:left w:w="108" w:type="dxa"/>
-        <w:bottom w:w="0" w:type="dxa"/>
-        <w:right w:w="108" w:type="dxa"/>
-      </w:tblCellMar>
     </w:tblPr>
     <w:tblStylePr w:type="firstRow">
       <w:rPr>
@@ -6990,9 +6504,6 @@
     <w:name w:val="Medium List 2 Accent 4"/>
     <w:basedOn w:val="32"/>
     <w:uiPriority w:val="66"/>
-    <w:pPr>
-      <w:spacing w:after="0" w:line="240" w:lineRule="auto"/>
-    </w:pPr>
     <w:rPr>
       <w:rFonts w:asciiTheme="majorHAnsi" w:hAnsiTheme="majorHAnsi" w:eastAsiaTheme="majorEastAsia" w:cstheme="majorBidi"/>
       <w:color w:val="000000" w:themeColor="text1"/>
@@ -7009,12 +6520,6 @@
         <w:bottom w:val="single" w:color="8064A2" w:themeColor="accent4" w:sz="8" w:space="0"/>
         <w:right w:val="single" w:color="8064A2" w:themeColor="accent4" w:sz="8" w:space="0"/>
       </w:tblBorders>
-      <w:tblCellMar>
-        <w:top w:w="0" w:type="dxa"/>
-        <w:left w:w="108" w:type="dxa"/>
-        <w:bottom w:w="0" w:type="dxa"/>
-        <w:right w:w="108" w:type="dxa"/>
-      </w:tblCellMar>
     </w:tblPr>
     <w:tblStylePr w:type="firstRow">
       <w:rPr>
@@ -7119,9 +6624,6 @@
     <w:name w:val="Medium List 2 Accent 5"/>
     <w:basedOn w:val="32"/>
     <w:uiPriority w:val="66"/>
-    <w:pPr>
-      <w:spacing w:after="0" w:line="240" w:lineRule="auto"/>
-    </w:pPr>
     <w:rPr>
       <w:rFonts w:asciiTheme="majorHAnsi" w:hAnsiTheme="majorHAnsi" w:eastAsiaTheme="majorEastAsia" w:cstheme="majorBidi"/>
       <w:color w:val="000000" w:themeColor="text1"/>
@@ -7138,12 +6640,6 @@
         <w:bottom w:val="single" w:color="4BACC6" w:themeColor="accent5" w:sz="8" w:space="0"/>
         <w:right w:val="single" w:color="4BACC6" w:themeColor="accent5" w:sz="8" w:space="0"/>
       </w:tblBorders>
-      <w:tblCellMar>
-        <w:top w:w="0" w:type="dxa"/>
-        <w:left w:w="108" w:type="dxa"/>
-        <w:bottom w:w="0" w:type="dxa"/>
-        <w:right w:w="108" w:type="dxa"/>
-      </w:tblCellMar>
     </w:tblPr>
     <w:tblStylePr w:type="firstRow">
       <w:rPr>
@@ -7249,9 +6745,6 @@
     <w:basedOn w:val="32"/>
     <w:qFormat/>
     <w:uiPriority w:val="66"/>
-    <w:pPr>
-      <w:spacing w:after="0" w:line="240" w:lineRule="auto"/>
-    </w:pPr>
     <w:rPr>
       <w:rFonts w:asciiTheme="majorHAnsi" w:hAnsiTheme="majorHAnsi" w:eastAsiaTheme="majorEastAsia" w:cstheme="majorBidi"/>
       <w:color w:val="000000" w:themeColor="text1"/>
@@ -7268,12 +6761,6 @@
         <w:bottom w:val="single" w:color="F79646" w:themeColor="accent6" w:sz="8" w:space="0"/>
         <w:right w:val="single" w:color="F79646" w:themeColor="accent6" w:sz="8" w:space="0"/>
       </w:tblBorders>
-      <w:tblCellMar>
-        <w:top w:w="0" w:type="dxa"/>
-        <w:left w:w="108" w:type="dxa"/>
-        <w:bottom w:w="0" w:type="dxa"/>
-        <w:right w:w="108" w:type="dxa"/>
-      </w:tblCellMar>
     </w:tblPr>
     <w:tblStylePr w:type="firstRow">
       <w:rPr>
@@ -7379,9 +6866,6 @@
     <w:basedOn w:val="32"/>
     <w:qFormat/>
     <w:uiPriority w:val="67"/>
-    <w:pPr>
-      <w:spacing w:after="0" w:line="240" w:lineRule="auto"/>
-    </w:pPr>
     <w:tblPr>
       <w:tblBorders>
         <w:top w:val="single" w:color="3F3F3F" w:themeColor="text1" w:themeTint="BF" w:sz="8" w:space="0"/>
@@ -7391,12 +6875,6 @@
         <w:insideH w:val="single" w:color="3F3F3F" w:themeColor="text1" w:themeTint="BF" w:sz="8" w:space="0"/>
         <w:insideV w:val="single" w:color="3F3F3F" w:themeColor="text1" w:themeTint="BF" w:sz="8" w:space="0"/>
       </w:tblBorders>
-      <w:tblCellMar>
-        <w:top w:w="0" w:type="dxa"/>
-        <w:left w:w="108" w:type="dxa"/>
-        <w:bottom w:w="0" w:type="dxa"/>
-        <w:right w:w="108" w:type="dxa"/>
-      </w:tblCellMar>
     </w:tblPr>
     <w:tcPr>
       <w:shd w:val="clear" w:color="auto" w:fill="BFBFBF" w:themeFill="text1" w:themeFillTint="3F"/>
@@ -7449,9 +6927,6 @@
     <w:basedOn w:val="32"/>
     <w:qFormat/>
     <w:uiPriority w:val="67"/>
-    <w:pPr>
-      <w:spacing w:after="0" w:line="240" w:lineRule="auto"/>
-    </w:pPr>
     <w:tblPr>
       <w:tblBorders>
         <w:top w:val="single" w:color="7BA0CD" w:themeColor="accent1" w:themeTint="BF" w:sz="8" w:space="0"/>
@@ -7461,12 +6936,6 @@
         <w:insideH w:val="single" w:color="7BA0CD" w:themeColor="accent1" w:themeTint="BF" w:sz="8" w:space="0"/>
         <w:insideV w:val="single" w:color="7BA0CD" w:themeColor="accent1" w:themeTint="BF" w:sz="8" w:space="0"/>
       </w:tblBorders>
-      <w:tblCellMar>
-        <w:top w:w="0" w:type="dxa"/>
-        <w:left w:w="108" w:type="dxa"/>
-        <w:bottom w:w="0" w:type="dxa"/>
-        <w:right w:w="108" w:type="dxa"/>
-      </w:tblCellMar>
     </w:tblPr>
     <w:tcPr>
       <w:shd w:val="clear" w:color="auto" w:fill="D3DFEE" w:themeFill="accent1" w:themeFillTint="3F"/>
@@ -7518,9 +6987,6 @@
     <w:name w:val="Medium Grid 1 Accent 2"/>
     <w:basedOn w:val="32"/>
     <w:uiPriority w:val="67"/>
-    <w:pPr>
-      <w:spacing w:after="0" w:line="240" w:lineRule="auto"/>
-    </w:pPr>
     <w:tblPr>
       <w:tblBorders>
         <w:top w:val="single" w:color="CF7B79" w:themeColor="accent2" w:themeTint="BF" w:sz="8" w:space="0"/>
@@ -7530,12 +6996,6 @@
         <w:insideH w:val="single" w:color="CF7B79" w:themeColor="accent2" w:themeTint="BF" w:sz="8" w:space="0"/>
         <w:insideV w:val="single" w:color="CF7B79" w:themeColor="accent2" w:themeTint="BF" w:sz="8" w:space="0"/>
       </w:tblBorders>
-      <w:tblCellMar>
-        <w:top w:w="0" w:type="dxa"/>
-        <w:left w:w="108" w:type="dxa"/>
-        <w:bottom w:w="0" w:type="dxa"/>
-        <w:right w:w="108" w:type="dxa"/>
-      </w:tblCellMar>
     </w:tblPr>
     <w:tcPr>
       <w:shd w:val="clear" w:color="auto" w:fill="EFD3D3" w:themeFill="accent2" w:themeFillTint="3F"/>
@@ -7587,9 +7047,6 @@
     <w:name w:val="Medium Grid 1 Accent 3"/>
     <w:basedOn w:val="32"/>
     <w:uiPriority w:val="67"/>
-    <w:pPr>
-      <w:spacing w:after="0" w:line="240" w:lineRule="auto"/>
-    </w:pPr>
     <w:tblPr>
       <w:tblBorders>
         <w:top w:val="single" w:color="B4CC82" w:themeColor="accent3" w:themeTint="BF" w:sz="8" w:space="0"/>
@@ -7599,12 +7056,6 @@
         <w:insideH w:val="single" w:color="B4CC82" w:themeColor="accent3" w:themeTint="BF" w:sz="8" w:space="0"/>
         <w:insideV w:val="single" w:color="B4CC82" w:themeColor="accent3" w:themeTint="BF" w:sz="8" w:space="0"/>
       </w:tblBorders>
-      <w:tblCellMar>
-        <w:top w:w="0" w:type="dxa"/>
-        <w:left w:w="108" w:type="dxa"/>
-        <w:bottom w:w="0" w:type="dxa"/>
-        <w:right w:w="108" w:type="dxa"/>
-      </w:tblCellMar>
     </w:tblPr>
     <w:tcPr>
       <w:shd w:val="clear" w:color="auto" w:fill="E6EED5" w:themeFill="accent3" w:themeFillTint="3F"/>
@@ -7656,9 +7107,6 @@
     <w:name w:val="Medium Grid 1 Accent 4"/>
     <w:basedOn w:val="32"/>
     <w:uiPriority w:val="67"/>
-    <w:pPr>
-      <w:spacing w:after="0" w:line="240" w:lineRule="auto"/>
-    </w:pPr>
     <w:tblPr>
       <w:tblBorders>
         <w:top w:val="single" w:color="9F8AB9" w:themeColor="accent4" w:themeTint="BF" w:sz="8" w:space="0"/>
@@ -7668,12 +7116,6 @@
         <w:insideH w:val="single" w:color="9F8AB9" w:themeColor="accent4" w:themeTint="BF" w:sz="8" w:space="0"/>
         <w:insideV w:val="single" w:color="9F8AB9" w:themeColor="accent4" w:themeTint="BF" w:sz="8" w:space="0"/>
       </w:tblBorders>
-      <w:tblCellMar>
-        <w:top w:w="0" w:type="dxa"/>
-        <w:left w:w="108" w:type="dxa"/>
-        <w:bottom w:w="0" w:type="dxa"/>
-        <w:right w:w="108" w:type="dxa"/>
-      </w:tblCellMar>
     </w:tblPr>
     <w:tcPr>
       <w:shd w:val="clear" w:color="auto" w:fill="DFD8E8" w:themeFill="accent4" w:themeFillTint="3F"/>
@@ -7725,9 +7167,6 @@
     <w:name w:val="Medium Grid 1 Accent 5"/>
     <w:basedOn w:val="32"/>
     <w:uiPriority w:val="67"/>
-    <w:pPr>
-      <w:spacing w:after="0" w:line="240" w:lineRule="auto"/>
-    </w:pPr>
     <w:tblPr>
       <w:tblBorders>
         <w:top w:val="single" w:color="78C0D4" w:themeColor="accent5" w:themeTint="BF" w:sz="8" w:space="0"/>
@@ -7737,12 +7176,6 @@
         <w:insideH w:val="single" w:color="78C0D4" w:themeColor="accent5" w:themeTint="BF" w:sz="8" w:space="0"/>
         <w:insideV w:val="single" w:color="78C0D4" w:themeColor="accent5" w:themeTint="BF" w:sz="8" w:space="0"/>
       </w:tblBorders>
-      <w:tblCellMar>
-        <w:top w:w="0" w:type="dxa"/>
-        <w:left w:w="108" w:type="dxa"/>
-        <w:bottom w:w="0" w:type="dxa"/>
-        <w:right w:w="108" w:type="dxa"/>
-      </w:tblCellMar>
     </w:tblPr>
     <w:tcPr>
       <w:shd w:val="clear" w:color="auto" w:fill="D2EAF0" w:themeFill="accent5" w:themeFillTint="3F"/>
@@ -7795,9 +7228,6 @@
     <w:basedOn w:val="32"/>
     <w:qFormat/>
     <w:uiPriority w:val="67"/>
-    <w:pPr>
-      <w:spacing w:after="0" w:line="240" w:lineRule="auto"/>
-    </w:pPr>
     <w:tblPr>
       <w:tblBorders>
         <w:top w:val="single" w:color="F9B074" w:themeColor="accent6" w:themeTint="BF" w:sz="8" w:space="0"/>
@@ -7807,12 +7237,6 @@
         <w:insideH w:val="single" w:color="F9B074" w:themeColor="accent6" w:themeTint="BF" w:sz="8" w:space="0"/>
         <w:insideV w:val="single" w:color="F9B074" w:themeColor="accent6" w:themeTint="BF" w:sz="8" w:space="0"/>
       </w:tblBorders>
-      <w:tblCellMar>
-        <w:top w:w="0" w:type="dxa"/>
-        <w:left w:w="108" w:type="dxa"/>
-        <w:bottom w:w="0" w:type="dxa"/>
-        <w:right w:w="108" w:type="dxa"/>
-      </w:tblCellMar>
     </w:tblPr>
     <w:tcPr>
       <w:shd w:val="clear" w:color="auto" w:fill="FDE5D1" w:themeFill="accent6" w:themeFillTint="3F"/>
@@ -7865,9 +7289,6 @@
     <w:basedOn w:val="32"/>
     <w:qFormat/>
     <w:uiPriority w:val="68"/>
-    <w:pPr>
-      <w:spacing w:after="0" w:line="240" w:lineRule="auto"/>
-    </w:pPr>
     <w:rPr>
       <w:rFonts w:asciiTheme="majorHAnsi" w:hAnsiTheme="majorHAnsi" w:eastAsiaTheme="majorEastAsia" w:cstheme="majorBidi"/>
       <w:color w:val="000000" w:themeColor="text1"/>
@@ -7886,12 +7307,6 @@
         <w:insideH w:val="single" w:color="000000" w:themeColor="text1" w:sz="8" w:space="0"/>
         <w:insideV w:val="single" w:color="000000" w:themeColor="text1" w:sz="8" w:space="0"/>
       </w:tblBorders>
-      <w:tblCellMar>
-        <w:top w:w="0" w:type="dxa"/>
-        <w:left w:w="108" w:type="dxa"/>
-        <w:bottom w:w="0" w:type="dxa"/>
-        <w:right w:w="108" w:type="dxa"/>
-      </w:tblCellMar>
     </w:tblPr>
     <w:tcPr>
       <w:shd w:val="clear" w:color="auto" w:fill="BFBFBF" w:themeFill="text1" w:themeFillTint="3F"/>
@@ -8012,9 +7427,6 @@
     <w:basedOn w:val="32"/>
     <w:qFormat/>
     <w:uiPriority w:val="68"/>
-    <w:pPr>
-      <w:spacing w:after="0" w:line="240" w:lineRule="auto"/>
-    </w:pPr>
     <w:rPr>
       <w:rFonts w:asciiTheme="majorHAnsi" w:hAnsiTheme="majorHAnsi" w:eastAsiaTheme="majorEastAsia" w:cstheme="majorBidi"/>
       <w:color w:val="000000" w:themeColor="text1"/>
@@ -8033,12 +7445,6 @@
         <w:insideH w:val="single" w:color="4F81BD" w:themeColor="accent1" w:sz="8" w:space="0"/>
         <w:insideV w:val="single" w:color="4F81BD" w:themeColor="accent1" w:sz="8" w:space="0"/>
       </w:tblBorders>
-      <w:tblCellMar>
-        <w:top w:w="0" w:type="dxa"/>
-        <w:left w:w="108" w:type="dxa"/>
-        <w:bottom w:w="0" w:type="dxa"/>
-        <w:right w:w="108" w:type="dxa"/>
-      </w:tblCellMar>
     </w:tblPr>
     <w:tcPr>
       <w:shd w:val="clear" w:color="auto" w:fill="D3DFEE" w:themeFill="accent1" w:themeFillTint="3F"/>
@@ -8159,9 +7565,6 @@
     <w:basedOn w:val="32"/>
     <w:qFormat/>
     <w:uiPriority w:val="68"/>
-    <w:pPr>
-      <w:spacing w:after="0" w:line="240" w:lineRule="auto"/>
-    </w:pPr>
     <w:rPr>
       <w:rFonts w:asciiTheme="majorHAnsi" w:hAnsiTheme="majorHAnsi" w:eastAsiaTheme="majorEastAsia" w:cstheme="majorBidi"/>
       <w:color w:val="000000" w:themeColor="text1"/>
@@ -8180,12 +7583,6 @@
         <w:insideH w:val="single" w:color="C0504D" w:themeColor="accent2" w:sz="8" w:space="0"/>
         <w:insideV w:val="single" w:color="C0504D" w:themeColor="accent2" w:sz="8" w:space="0"/>
       </w:tblBorders>
-      <w:tblCellMar>
-        <w:top w:w="0" w:type="dxa"/>
-        <w:left w:w="108" w:type="dxa"/>
-        <w:bottom w:w="0" w:type="dxa"/>
-        <w:right w:w="108" w:type="dxa"/>
-      </w:tblCellMar>
     </w:tblPr>
     <w:tcPr>
       <w:shd w:val="clear" w:color="auto" w:fill="EFD3D3" w:themeFill="accent2" w:themeFillTint="3F"/>
@@ -8306,9 +7703,6 @@
     <w:basedOn w:val="32"/>
     <w:qFormat/>
     <w:uiPriority w:val="68"/>
-    <w:pPr>
-      <w:spacing w:after="0" w:line="240" w:lineRule="auto"/>
-    </w:pPr>
     <w:rPr>
       <w:rFonts w:asciiTheme="majorHAnsi" w:hAnsiTheme="majorHAnsi" w:eastAsiaTheme="majorEastAsia" w:cstheme="majorBidi"/>
       <w:color w:val="000000" w:themeColor="text1"/>
@@ -8327,12 +7721,6 @@
         <w:insideH w:val="single" w:color="9BBB59" w:themeColor="accent3" w:sz="8" w:space="0"/>
         <w:insideV w:val="single" w:color="9BBB59" w:themeColor="accent3" w:sz="8" w:space="0"/>
       </w:tblBorders>
-      <w:tblCellMar>
-        <w:top w:w="0" w:type="dxa"/>
-        <w:left w:w="108" w:type="dxa"/>
-        <w:bottom w:w="0" w:type="dxa"/>
-        <w:right w:w="108" w:type="dxa"/>
-      </w:tblCellMar>
     </w:tblPr>
     <w:tcPr>
       <w:shd w:val="clear" w:color="auto" w:fill="E6EED5" w:themeFill="accent3" w:themeFillTint="3F"/>
@@ -8453,9 +7841,6 @@
     <w:basedOn w:val="32"/>
     <w:qFormat/>
     <w:uiPriority w:val="68"/>
-    <w:pPr>
-      <w:spacing w:after="0" w:line="240" w:lineRule="auto"/>
-    </w:pPr>
     <w:rPr>
       <w:rFonts w:asciiTheme="majorHAnsi" w:hAnsiTheme="majorHAnsi" w:eastAsiaTheme="majorEastAsia" w:cstheme="majorBidi"/>
       <w:color w:val="000000" w:themeColor="text1"/>
@@ -8474,12 +7859,6 @@
         <w:insideH w:val="single" w:color="8064A2" w:themeColor="accent4" w:sz="8" w:space="0"/>
         <w:insideV w:val="single" w:color="8064A2" w:themeColor="accent4" w:sz="8" w:space="0"/>
       </w:tblBorders>
-      <w:tblCellMar>
-        <w:top w:w="0" w:type="dxa"/>
-        <w:left w:w="108" w:type="dxa"/>
-        <w:bottom w:w="0" w:type="dxa"/>
-        <w:right w:w="108" w:type="dxa"/>
-      </w:tblCellMar>
     </w:tblPr>
     <w:tcPr>
       <w:shd w:val="clear" w:color="auto" w:fill="DFD8E8" w:themeFill="accent4" w:themeFillTint="3F"/>
@@ -8600,9 +7979,6 @@
     <w:basedOn w:val="32"/>
     <w:qFormat/>
     <w:uiPriority w:val="68"/>
-    <w:pPr>
-      <w:spacing w:after="0" w:line="240" w:lineRule="auto"/>
-    </w:pPr>
     <w:rPr>
       <w:rFonts w:asciiTheme="majorHAnsi" w:hAnsiTheme="majorHAnsi" w:eastAsiaTheme="majorEastAsia" w:cstheme="majorBidi"/>
       <w:color w:val="000000" w:themeColor="text1"/>
@@ -8621,12 +7997,6 @@
         <w:insideH w:val="single" w:color="4BACC6" w:themeColor="accent5" w:sz="8" w:space="0"/>
         <w:insideV w:val="single" w:color="4BACC6" w:themeColor="accent5" w:sz="8" w:space="0"/>
       </w:tblBorders>
-      <w:tblCellMar>
-        <w:top w:w="0" w:type="dxa"/>
-        <w:left w:w="108" w:type="dxa"/>
-        <w:bottom w:w="0" w:type="dxa"/>
-        <w:right w:w="108" w:type="dxa"/>
-      </w:tblCellMar>
     </w:tblPr>
     <w:tcPr>
       <w:shd w:val="clear" w:color="auto" w:fill="D2EAF0" w:themeFill="accent5" w:themeFillTint="3F"/>
@@ -8747,9 +8117,6 @@
     <w:basedOn w:val="32"/>
     <w:qFormat/>
     <w:uiPriority w:val="68"/>
-    <w:pPr>
-      <w:spacing w:after="0" w:line="240" w:lineRule="auto"/>
-    </w:pPr>
     <w:rPr>
       <w:rFonts w:asciiTheme="majorHAnsi" w:hAnsiTheme="majorHAnsi" w:eastAsiaTheme="majorEastAsia" w:cstheme="majorBidi"/>
       <w:color w:val="000000" w:themeColor="text1"/>
@@ -8768,12 +8135,6 @@
         <w:insideH w:val="single" w:color="F79646" w:themeColor="accent6" w:sz="8" w:space="0"/>
         <w:insideV w:val="single" w:color="F79646" w:themeColor="accent6" w:sz="8" w:space="0"/>
       </w:tblBorders>
-      <w:tblCellMar>
-        <w:top w:w="0" w:type="dxa"/>
-        <w:left w:w="108" w:type="dxa"/>
-        <w:bottom w:w="0" w:type="dxa"/>
-        <w:right w:w="108" w:type="dxa"/>
-      </w:tblCellMar>
     </w:tblPr>
     <w:tcPr>
       <w:shd w:val="clear" w:color="auto" w:fill="FDE5D1" w:themeFill="accent6" w:themeFillTint="3F"/>
@@ -8894,9 +8255,6 @@
     <w:basedOn w:val="32"/>
     <w:qFormat/>
     <w:uiPriority w:val="69"/>
-    <w:pPr>
-      <w:spacing w:after="0" w:line="240" w:lineRule="auto"/>
-    </w:pPr>
     <w:tblPr>
       <w:tblBorders>
         <w:top w:val="single" w:color="FFFFFF" w:themeColor="background1" w:sz="8" w:space="0"/>
@@ -8906,12 +8264,6 @@
         <w:insideH w:val="single" w:color="FFFFFF" w:themeColor="background1" w:sz="6" w:space="0"/>
         <w:insideV w:val="single" w:color="FFFFFF" w:themeColor="background1" w:sz="6" w:space="0"/>
       </w:tblBorders>
-      <w:tblCellMar>
-        <w:top w:w="0" w:type="dxa"/>
-        <w:left w:w="108" w:type="dxa"/>
-        <w:bottom w:w="0" w:type="dxa"/>
-        <w:right w:w="108" w:type="dxa"/>
-      </w:tblCellMar>
     </w:tblPr>
     <w:tcPr>
       <w:shd w:val="clear" w:color="auto" w:fill="BFBFBF" w:themeFill="text1" w:themeFillTint="3F"/>
@@ -9052,9 +8404,6 @@
     <w:basedOn w:val="32"/>
     <w:qFormat/>
     <w:uiPriority w:val="69"/>
-    <w:pPr>
-      <w:spacing w:after="0" w:line="240" w:lineRule="auto"/>
-    </w:pPr>
     <w:tblPr>
       <w:tblBorders>
         <w:top w:val="single" w:color="FFFFFF" w:themeColor="background1" w:sz="8" w:space="0"/>
@@ -9064,12 +8413,6 @@
         <w:insideH w:val="single" w:color="FFFFFF" w:themeColor="background1" w:sz="6" w:space="0"/>
         <w:insideV w:val="single" w:color="FFFFFF" w:themeColor="background1" w:sz="6" w:space="0"/>
       </w:tblBorders>
-      <w:tblCellMar>
-        <w:top w:w="0" w:type="dxa"/>
-        <w:left w:w="108" w:type="dxa"/>
-        <w:bottom w:w="0" w:type="dxa"/>
-        <w:right w:w="108" w:type="dxa"/>
-      </w:tblCellMar>
     </w:tblPr>
     <w:tcPr>
       <w:shd w:val="clear" w:color="auto" w:fill="D3DFEE" w:themeFill="accent1" w:themeFillTint="3F"/>
@@ -9210,9 +8553,6 @@
     <w:basedOn w:val="32"/>
     <w:qFormat/>
     <w:uiPriority w:val="69"/>
-    <w:pPr>
-      <w:spacing w:after="0" w:line="240" w:lineRule="auto"/>
-    </w:pPr>
     <w:tblPr>
       <w:tblBorders>
         <w:top w:val="single" w:color="FFFFFF" w:themeColor="background1" w:sz="8" w:space="0"/>
@@ -9222,12 +8562,6 @@
         <w:insideH w:val="single" w:color="FFFFFF" w:themeColor="background1" w:sz="6" w:space="0"/>
         <w:insideV w:val="single" w:color="FFFFFF" w:themeColor="background1" w:sz="6" w:space="0"/>
       </w:tblBorders>
-      <w:tblCellMar>
-        <w:top w:w="0" w:type="dxa"/>
-        <w:left w:w="108" w:type="dxa"/>
-        <w:bottom w:w="0" w:type="dxa"/>
-        <w:right w:w="108" w:type="dxa"/>
-      </w:tblCellMar>
     </w:tblPr>
     <w:tcPr>
       <w:shd w:val="clear" w:color="auto" w:fill="EFD3D3" w:themeFill="accent2" w:themeFillTint="3F"/>
@@ -9368,9 +8702,6 @@
     <w:basedOn w:val="32"/>
     <w:qFormat/>
     <w:uiPriority w:val="69"/>
-    <w:pPr>
-      <w:spacing w:after="0" w:line="240" w:lineRule="auto"/>
-    </w:pPr>
     <w:tblPr>
       <w:tblBorders>
         <w:top w:val="single" w:color="FFFFFF" w:themeColor="background1" w:sz="8" w:space="0"/>
@@ -9380,12 +8711,6 @@
         <w:insideH w:val="single" w:color="FFFFFF" w:themeColor="background1" w:sz="6" w:space="0"/>
         <w:insideV w:val="single" w:color="FFFFFF" w:themeColor="background1" w:sz="6" w:space="0"/>
       </w:tblBorders>
-      <w:tblCellMar>
-        <w:top w:w="0" w:type="dxa"/>
-        <w:left w:w="108" w:type="dxa"/>
-        <w:bottom w:w="0" w:type="dxa"/>
-        <w:right w:w="108" w:type="dxa"/>
-      </w:tblCellMar>
     </w:tblPr>
     <w:tcPr>
       <w:shd w:val="clear" w:color="auto" w:fill="E6EED5" w:themeFill="accent3" w:themeFillTint="3F"/>
@@ -9526,9 +8851,6 @@
     <w:basedOn w:val="32"/>
     <w:qFormat/>
     <w:uiPriority w:val="69"/>
-    <w:pPr>
-      <w:spacing w:after="0" w:line="240" w:lineRule="auto"/>
-    </w:pPr>
     <w:tblPr>
       <w:tblBorders>
         <w:top w:val="single" w:color="FFFFFF" w:themeColor="background1" w:sz="8" w:space="0"/>
@@ -9538,12 +8860,6 @@
         <w:insideH w:val="single" w:color="FFFFFF" w:themeColor="background1" w:sz="6" w:space="0"/>
         <w:insideV w:val="single" w:color="FFFFFF" w:themeColor="background1" w:sz="6" w:space="0"/>
       </w:tblBorders>
-      <w:tblCellMar>
-        <w:top w:w="0" w:type="dxa"/>
-        <w:left w:w="108" w:type="dxa"/>
-        <w:bottom w:w="0" w:type="dxa"/>
-        <w:right w:w="108" w:type="dxa"/>
-      </w:tblCellMar>
     </w:tblPr>
     <w:tcPr>
       <w:shd w:val="clear" w:color="auto" w:fill="DFD8E8" w:themeFill="accent4" w:themeFillTint="3F"/>
@@ -9684,9 +9000,6 @@
     <w:basedOn w:val="32"/>
     <w:qFormat/>
     <w:uiPriority w:val="69"/>
-    <w:pPr>
-      <w:spacing w:after="0" w:line="240" w:lineRule="auto"/>
-    </w:pPr>
     <w:tblPr>
       <w:tblBorders>
         <w:top w:val="single" w:color="FFFFFF" w:themeColor="background1" w:sz="8" w:space="0"/>
@@ -9696,12 +9009,6 @@
         <w:insideH w:val="single" w:color="FFFFFF" w:themeColor="background1" w:sz="6" w:space="0"/>
         <w:insideV w:val="single" w:color="FFFFFF" w:themeColor="background1" w:sz="6" w:space="0"/>
       </w:tblBorders>
-      <w:tblCellMar>
-        <w:top w:w="0" w:type="dxa"/>
-        <w:left w:w="108" w:type="dxa"/>
-        <w:bottom w:w="0" w:type="dxa"/>
-        <w:right w:w="108" w:type="dxa"/>
-      </w:tblCellMar>
     </w:tblPr>
     <w:tcPr>
       <w:shd w:val="clear" w:color="auto" w:fill="D2EAF0" w:themeFill="accent5" w:themeFillTint="3F"/>
@@ -9842,9 +9149,6 @@
     <w:basedOn w:val="32"/>
     <w:qFormat/>
     <w:uiPriority w:val="69"/>
-    <w:pPr>
-      <w:spacing w:after="0" w:line="240" w:lineRule="auto"/>
-    </w:pPr>
     <w:tblPr>
       <w:tblBorders>
         <w:top w:val="single" w:color="FFFFFF" w:themeColor="background1" w:sz="8" w:space="0"/>
@@ -9854,12 +9158,6 @@
         <w:insideH w:val="single" w:color="FFFFFF" w:themeColor="background1" w:sz="6" w:space="0"/>
         <w:insideV w:val="single" w:color="FFFFFF" w:themeColor="background1" w:sz="6" w:space="0"/>
       </w:tblBorders>
-      <w:tblCellMar>
-        <w:top w:w="0" w:type="dxa"/>
-        <w:left w:w="108" w:type="dxa"/>
-        <w:bottom w:w="0" w:type="dxa"/>
-        <w:right w:w="108" w:type="dxa"/>
-      </w:tblCellMar>
     </w:tblPr>
     <w:tcPr>
       <w:shd w:val="clear" w:color="auto" w:fill="FDE5D1" w:themeFill="accent6" w:themeFillTint="3F"/>
@@ -10000,9 +9298,6 @@
     <w:basedOn w:val="32"/>
     <w:qFormat/>
     <w:uiPriority w:val="70"/>
-    <w:pPr>
-      <w:spacing w:after="0" w:line="240" w:lineRule="auto"/>
-    </w:pPr>
     <w:rPr>
       <w:color w:val="FFFFFF" w:themeColor="background1"/>
       <w14:textFill>
@@ -10012,12 +9307,8 @@
       </w14:textFill>
     </w:rPr>
     <w:tblPr>
-      <w:tblCellMar>
-        <w:top w:w="0" w:type="dxa"/>
-        <w:left w:w="108" w:type="dxa"/>
-        <w:bottom w:w="0" w:type="dxa"/>
-        <w:right w:w="108" w:type="dxa"/>
-      </w:tblCellMar>
+      <w:tblStyleRowBandSize w:val="1"/>
+      <w:tblStyleColBandSize w:val="1"/>
     </w:tblPr>
     <w:tcPr>
       <w:shd w:val="clear" w:color="auto" w:fill="000000" w:themeFill="text1"/>
@@ -10116,9 +9407,6 @@
     <w:basedOn w:val="32"/>
     <w:qFormat/>
     <w:uiPriority w:val="70"/>
-    <w:pPr>
-      <w:spacing w:after="0" w:line="240" w:lineRule="auto"/>
-    </w:pPr>
     <w:rPr>
       <w:color w:val="FFFFFF" w:themeColor="background1"/>
       <w14:textFill>
@@ -10128,12 +9416,8 @@
       </w14:textFill>
     </w:rPr>
     <w:tblPr>
-      <w:tblCellMar>
-        <w:top w:w="0" w:type="dxa"/>
-        <w:left w:w="108" w:type="dxa"/>
-        <w:bottom w:w="0" w:type="dxa"/>
-        <w:right w:w="108" w:type="dxa"/>
-      </w:tblCellMar>
+      <w:tblStyleRowBandSize w:val="1"/>
+      <w:tblStyleColBandSize w:val="1"/>
     </w:tblPr>
     <w:tcPr>
       <w:shd w:val="clear" w:color="auto" w:fill="4F81BD" w:themeFill="accent1"/>
@@ -10232,9 +9516,6 @@
     <w:basedOn w:val="32"/>
     <w:qFormat/>
     <w:uiPriority w:val="70"/>
-    <w:pPr>
-      <w:spacing w:after="0" w:line="240" w:lineRule="auto"/>
-    </w:pPr>
     <w:rPr>
       <w:color w:val="FFFFFF" w:themeColor="background1"/>
       <w14:textFill>
@@ -10244,12 +9525,8 @@
       </w14:textFill>
     </w:rPr>
     <w:tblPr>
-      <w:tblCellMar>
-        <w:top w:w="0" w:type="dxa"/>
-        <w:left w:w="108" w:type="dxa"/>
-        <w:bottom w:w="0" w:type="dxa"/>
-        <w:right w:w="108" w:type="dxa"/>
-      </w:tblCellMar>
+      <w:tblStyleRowBandSize w:val="1"/>
+      <w:tblStyleColBandSize w:val="1"/>
     </w:tblPr>
     <w:tcPr>
       <w:shd w:val="clear" w:color="auto" w:fill="C0504D" w:themeFill="accent2"/>
@@ -10348,9 +9625,6 @@
     <w:basedOn w:val="32"/>
     <w:qFormat/>
     <w:uiPriority w:val="70"/>
-    <w:pPr>
-      <w:spacing w:after="0" w:line="240" w:lineRule="auto"/>
-    </w:pPr>
     <w:rPr>
       <w:color w:val="FFFFFF" w:themeColor="background1"/>
       <w14:textFill>
@@ -10360,12 +9634,8 @@
       </w14:textFill>
     </w:rPr>
     <w:tblPr>
-      <w:tblCellMar>
-        <w:top w:w="0" w:type="dxa"/>
-        <w:left w:w="108" w:type="dxa"/>
-        <w:bottom w:w="0" w:type="dxa"/>
-        <w:right w:w="108" w:type="dxa"/>
-      </w:tblCellMar>
+      <w:tblStyleRowBandSize w:val="1"/>
+      <w:tblStyleColBandSize w:val="1"/>
     </w:tblPr>
     <w:tcPr>
       <w:shd w:val="clear" w:color="auto" w:fill="9BBB59" w:themeFill="accent3"/>
@@ -10464,9 +9734,6 @@
     <w:basedOn w:val="32"/>
     <w:qFormat/>
     <w:uiPriority w:val="70"/>
-    <w:pPr>
-      <w:spacing w:after="0" w:line="240" w:lineRule="auto"/>
-    </w:pPr>
     <w:rPr>
       <w:color w:val="FFFFFF" w:themeColor="background1"/>
       <w14:textFill>
@@ -10476,12 +9743,8 @@
       </w14:textFill>
     </w:rPr>
     <w:tblPr>
-      <w:tblCellMar>
-        <w:top w:w="0" w:type="dxa"/>
-        <w:left w:w="108" w:type="dxa"/>
-        <w:bottom w:w="0" w:type="dxa"/>
-        <w:right w:w="108" w:type="dxa"/>
-      </w:tblCellMar>
+      <w:tblStyleRowBandSize w:val="1"/>
+      <w:tblStyleColBandSize w:val="1"/>
     </w:tblPr>
     <w:tcPr>
       <w:shd w:val="clear" w:color="auto" w:fill="8064A2" w:themeFill="accent4"/>
@@ -10580,9 +9843,6 @@
     <w:basedOn w:val="32"/>
     <w:qFormat/>
     <w:uiPriority w:val="70"/>
-    <w:pPr>
-      <w:spacing w:after="0" w:line="240" w:lineRule="auto"/>
-    </w:pPr>
     <w:rPr>
       <w:color w:val="FFFFFF" w:themeColor="background1"/>
       <w14:textFill>
@@ -10592,12 +9852,8 @@
       </w14:textFill>
     </w:rPr>
     <w:tblPr>
-      <w:tblCellMar>
-        <w:top w:w="0" w:type="dxa"/>
-        <w:left w:w="108" w:type="dxa"/>
-        <w:bottom w:w="0" w:type="dxa"/>
-        <w:right w:w="108" w:type="dxa"/>
-      </w:tblCellMar>
+      <w:tblStyleRowBandSize w:val="1"/>
+      <w:tblStyleColBandSize w:val="1"/>
     </w:tblPr>
     <w:tcPr>
       <w:shd w:val="clear" w:color="auto" w:fill="4BACC6" w:themeFill="accent5"/>
@@ -10696,9 +9952,6 @@
     <w:basedOn w:val="32"/>
     <w:qFormat/>
     <w:uiPriority w:val="70"/>
-    <w:pPr>
-      <w:spacing w:after="0" w:line="240" w:lineRule="auto"/>
-    </w:pPr>
     <w:rPr>
       <w:color w:val="FFFFFF" w:themeColor="background1"/>
       <w14:textFill>
@@ -10708,12 +9961,8 @@
       </w14:textFill>
     </w:rPr>
     <w:tblPr>
-      <w:tblCellMar>
-        <w:top w:w="0" w:type="dxa"/>
-        <w:left w:w="108" w:type="dxa"/>
-        <w:bottom w:w="0" w:type="dxa"/>
-        <w:right w:w="108" w:type="dxa"/>
-      </w:tblCellMar>
+      <w:tblStyleRowBandSize w:val="1"/>
+      <w:tblStyleColBandSize w:val="1"/>
     </w:tblPr>
     <w:tcPr>
       <w:shd w:val="clear" w:color="auto" w:fill="F79646" w:themeFill="accent6"/>
@@ -10812,9 +10061,6 @@
     <w:basedOn w:val="32"/>
     <w:qFormat/>
     <w:uiPriority w:val="71"/>
-    <w:pPr>
-      <w:spacing w:after="0" w:line="240" w:lineRule="auto"/>
-    </w:pPr>
     <w:rPr>
       <w:color w:val="000000" w:themeColor="text1"/>
       <w14:textFill>
@@ -10832,12 +10078,6 @@
         <w:insideH w:val="single" w:color="FFFFFF" w:themeColor="background1" w:sz="4" w:space="0"/>
         <w:insideV w:val="single" w:color="FFFFFF" w:themeColor="background1" w:sz="4" w:space="0"/>
       </w:tblBorders>
-      <w:tblCellMar>
-        <w:top w:w="0" w:type="dxa"/>
-        <w:left w:w="108" w:type="dxa"/>
-        <w:bottom w:w="0" w:type="dxa"/>
-        <w:right w:w="108" w:type="dxa"/>
-      </w:tblCellMar>
     </w:tblPr>
     <w:tcPr>
       <w:shd w:val="clear" w:color="auto" w:fill="E5E5E5" w:themeFill="text1" w:themeFillTint="19"/>
@@ -10961,9 +10201,6 @@
     <w:basedOn w:val="32"/>
     <w:qFormat/>
     <w:uiPriority w:val="71"/>
-    <w:pPr>
-      <w:spacing w:after="0" w:line="240" w:lineRule="auto"/>
-    </w:pPr>
     <w:rPr>
       <w:color w:val="000000" w:themeColor="text1"/>
       <w14:textFill>
@@ -10981,12 +10218,6 @@
         <w:insideH w:val="single" w:color="FFFFFF" w:themeColor="background1" w:sz="4" w:space="0"/>
         <w:insideV w:val="single" w:color="FFFFFF" w:themeColor="background1" w:sz="4" w:space="0"/>
       </w:tblBorders>
-      <w:tblCellMar>
-        <w:top w:w="0" w:type="dxa"/>
-        <w:left w:w="108" w:type="dxa"/>
-        <w:bottom w:w="0" w:type="dxa"/>
-        <w:right w:w="108" w:type="dxa"/>
-      </w:tblCellMar>
     </w:tblPr>
     <w:tcPr>
       <w:shd w:val="clear" w:color="auto" w:fill="EDF2F8" w:themeFill="accent1" w:themeFillTint="19"/>
@@ -11110,9 +10341,6 @@
     <w:basedOn w:val="32"/>
     <w:qFormat/>
     <w:uiPriority w:val="71"/>
-    <w:pPr>
-      <w:spacing w:after="0" w:line="240" w:lineRule="auto"/>
-    </w:pPr>
     <w:rPr>
       <w:color w:val="000000" w:themeColor="text1"/>
       <w14:textFill>
@@ -11130,12 +10358,6 @@
         <w:insideH w:val="single" w:color="FFFFFF" w:themeColor="background1" w:sz="4" w:space="0"/>
         <w:insideV w:val="single" w:color="FFFFFF" w:themeColor="background1" w:sz="4" w:space="0"/>
       </w:tblBorders>
-      <w:tblCellMar>
-        <w:top w:w="0" w:type="dxa"/>
-        <w:left w:w="108" w:type="dxa"/>
-        <w:bottom w:w="0" w:type="dxa"/>
-        <w:right w:w="108" w:type="dxa"/>
-      </w:tblCellMar>
     </w:tblPr>
     <w:tcPr>
       <w:shd w:val="clear" w:color="auto" w:fill="F8EDED" w:themeFill="accent2" w:themeFillTint="19"/>
@@ -11259,9 +10481,6 @@
     <w:basedOn w:val="32"/>
     <w:qFormat/>
     <w:uiPriority w:val="71"/>
-    <w:pPr>
-      <w:spacing w:after="0" w:line="240" w:lineRule="auto"/>
-    </w:pPr>
     <w:rPr>
       <w:color w:val="000000" w:themeColor="text1"/>
       <w14:textFill>
@@ -11279,12 +10498,6 @@
         <w:insideH w:val="single" w:color="FFFFFF" w:themeColor="background1" w:sz="4" w:space="0"/>
         <w:insideV w:val="single" w:color="FFFFFF" w:themeColor="background1" w:sz="4" w:space="0"/>
       </w:tblBorders>
-      <w:tblCellMar>
-        <w:top w:w="0" w:type="dxa"/>
-        <w:left w:w="108" w:type="dxa"/>
-        <w:bottom w:w="0" w:type="dxa"/>
-        <w:right w:w="108" w:type="dxa"/>
-      </w:tblCellMar>
     </w:tblPr>
     <w:tcPr>
       <w:shd w:val="clear" w:color="auto" w:fill="F5F8EE" w:themeFill="accent3" w:themeFillTint="19"/>
@@ -11388,9 +10601,6 @@
     <w:basedOn w:val="32"/>
     <w:qFormat/>
     <w:uiPriority w:val="71"/>
-    <w:pPr>
-      <w:spacing w:after="0" w:line="240" w:lineRule="auto"/>
-    </w:pPr>
     <w:rPr>
       <w:color w:val="000000" w:themeColor="text1"/>
       <w14:textFill>
@@ -11408,12 +10618,6 @@
         <w:insideH w:val="single" w:color="FFFFFF" w:themeColor="background1" w:sz="4" w:space="0"/>
         <w:insideV w:val="single" w:color="FFFFFF" w:themeColor="background1" w:sz="4" w:space="0"/>
       </w:tblBorders>
-      <w:tblCellMar>
-        <w:top w:w="0" w:type="dxa"/>
-        <w:left w:w="108" w:type="dxa"/>
-        <w:bottom w:w="0" w:type="dxa"/>
-        <w:right w:w="108" w:type="dxa"/>
-      </w:tblCellMar>
     </w:tblPr>
     <w:tcPr>
       <w:shd w:val="clear" w:color="auto" w:fill="F2EFF5" w:themeFill="accent4" w:themeFillTint="19"/>
@@ -11537,9 +10741,6 @@
     <w:basedOn w:val="32"/>
     <w:qFormat/>
     <w:uiPriority w:val="71"/>
-    <w:pPr>
-      <w:spacing w:after="0" w:line="240" w:lineRule="auto"/>
-    </w:pPr>
     <w:rPr>
       <w:color w:val="000000" w:themeColor="text1"/>
       <w14:textFill>
@@ -11557,12 +10758,6 @@
         <w:insideH w:val="single" w:color="FFFFFF" w:themeColor="background1" w:sz="4" w:space="0"/>
         <w:insideV w:val="single" w:color="FFFFFF" w:themeColor="background1" w:sz="4" w:space="0"/>
       </w:tblBorders>
-      <w:tblCellMar>
-        <w:top w:w="0" w:type="dxa"/>
-        <w:left w:w="108" w:type="dxa"/>
-        <w:bottom w:w="0" w:type="dxa"/>
-        <w:right w:w="108" w:type="dxa"/>
-      </w:tblCellMar>
     </w:tblPr>
     <w:tcPr>
       <w:shd w:val="clear" w:color="auto" w:fill="EDF6F9" w:themeFill="accent5" w:themeFillTint="19"/>
@@ -11686,9 +10881,6 @@
     <w:basedOn w:val="32"/>
     <w:qFormat/>
     <w:uiPriority w:val="71"/>
-    <w:pPr>
-      <w:spacing w:after="0" w:line="240" w:lineRule="auto"/>
-    </w:pPr>
     <w:rPr>
       <w:color w:val="000000" w:themeColor="text1"/>
       <w14:textFill>
@@ -11706,12 +10898,6 @@
         <w:insideH w:val="single" w:color="FFFFFF" w:themeColor="background1" w:sz="4" w:space="0"/>
         <w:insideV w:val="single" w:color="FFFFFF" w:themeColor="background1" w:sz="4" w:space="0"/>
       </w:tblBorders>
-      <w:tblCellMar>
-        <w:top w:w="0" w:type="dxa"/>
-        <w:left w:w="108" w:type="dxa"/>
-        <w:bottom w:w="0" w:type="dxa"/>
-        <w:right w:w="108" w:type="dxa"/>
-      </w:tblCellMar>
     </w:tblPr>
     <w:tcPr>
       <w:shd w:val="clear" w:color="auto" w:fill="FEF4EC" w:themeFill="accent6" w:themeFillTint="19"/>
@@ -11835,9 +11021,6 @@
     <w:basedOn w:val="32"/>
     <w:qFormat/>
     <w:uiPriority w:val="72"/>
-    <w:pPr>
-      <w:spacing w:after="0" w:line="240" w:lineRule="auto"/>
-    </w:pPr>
     <w:rPr>
       <w:color w:val="000000" w:themeColor="text1"/>
       <w14:textFill>
@@ -11847,12 +11030,8 @@
       </w14:textFill>
     </w:rPr>
     <w:tblPr>
-      <w:tblCellMar>
-        <w:top w:w="0" w:type="dxa"/>
-        <w:left w:w="108" w:type="dxa"/>
-        <w:bottom w:w="0" w:type="dxa"/>
-        <w:right w:w="108" w:type="dxa"/>
-      </w:tblCellMar>
+      <w:tblStyleRowBandSize w:val="1"/>
+      <w:tblStyleColBandSize w:val="1"/>
     </w:tblPr>
     <w:tcPr>
       <w:shd w:val="clear" w:color="auto" w:fill="E5E5E5" w:themeFill="text1" w:themeFillTint="19"/>
@@ -11928,9 +11107,6 @@
     <w:basedOn w:val="32"/>
     <w:qFormat/>
     <w:uiPriority w:val="72"/>
-    <w:pPr>
-      <w:spacing w:after="0" w:line="240" w:lineRule="auto"/>
-    </w:pPr>
     <w:rPr>
       <w:color w:val="000000" w:themeColor="text1"/>
       <w14:textFill>
@@ -11940,12 +11116,8 @@
       </w14:textFill>
     </w:rPr>
     <w:tblPr>
-      <w:tblCellMar>
-        <w:top w:w="0" w:type="dxa"/>
-        <w:left w:w="108" w:type="dxa"/>
-        <w:bottom w:w="0" w:type="dxa"/>
-        <w:right w:w="108" w:type="dxa"/>
-      </w:tblCellMar>
+      <w:tblStyleRowBandSize w:val="1"/>
+      <w:tblStyleColBandSize w:val="1"/>
     </w:tblPr>
     <w:tcPr>
       <w:shd w:val="clear" w:color="auto" w:fill="EDF2F8" w:themeFill="accent1" w:themeFillTint="19"/>
@@ -12021,9 +11193,6 @@
     <w:basedOn w:val="32"/>
     <w:qFormat/>
     <w:uiPriority w:val="72"/>
-    <w:pPr>
-      <w:spacing w:after="0" w:line="240" w:lineRule="auto"/>
-    </w:pPr>
     <w:rPr>
       <w:color w:val="000000" w:themeColor="text1"/>
       <w14:textFill>
@@ -12033,12 +11202,8 @@
       </w14:textFill>
     </w:rPr>
     <w:tblPr>
-      <w:tblCellMar>
-        <w:top w:w="0" w:type="dxa"/>
-        <w:left w:w="108" w:type="dxa"/>
-        <w:bottom w:w="0" w:type="dxa"/>
-        <w:right w:w="108" w:type="dxa"/>
-      </w:tblCellMar>
+      <w:tblStyleRowBandSize w:val="1"/>
+      <w:tblStyleColBandSize w:val="1"/>
     </w:tblPr>
     <w:tcPr>
       <w:shd w:val="clear" w:color="auto" w:fill="F8EDED" w:themeFill="accent2" w:themeFillTint="19"/>
@@ -12114,9 +11279,6 @@
     <w:basedOn w:val="32"/>
     <w:qFormat/>
     <w:uiPriority w:val="72"/>
-    <w:pPr>
-      <w:spacing w:after="0" w:line="240" w:lineRule="auto"/>
-    </w:pPr>
     <w:rPr>
       <w:color w:val="000000" w:themeColor="text1"/>
       <w14:textFill>
@@ -12126,12 +11288,8 @@
       </w14:textFill>
     </w:rPr>
     <w:tblPr>
-      <w:tblCellMar>
-        <w:top w:w="0" w:type="dxa"/>
-        <w:left w:w="108" w:type="dxa"/>
-        <w:bottom w:w="0" w:type="dxa"/>
-        <w:right w:w="108" w:type="dxa"/>
-      </w:tblCellMar>
+      <w:tblStyleRowBandSize w:val="1"/>
+      <w:tblStyleColBandSize w:val="1"/>
     </w:tblPr>
     <w:tcPr>
       <w:shd w:val="clear" w:color="auto" w:fill="F5F8EE" w:themeFill="accent3" w:themeFillTint="19"/>
@@ -12207,9 +11365,6 @@
     <w:basedOn w:val="32"/>
     <w:qFormat/>
     <w:uiPriority w:val="72"/>
-    <w:pPr>
-      <w:spacing w:after="0" w:line="240" w:lineRule="auto"/>
-    </w:pPr>
     <w:rPr>
       <w:color w:val="000000" w:themeColor="text1"/>
       <w14:textFill>
@@ -12219,12 +11374,8 @@
       </w14:textFill>
     </w:rPr>
     <w:tblPr>
-      <w:tblCellMar>
-        <w:top w:w="0" w:type="dxa"/>
-        <w:left w:w="108" w:type="dxa"/>
-        <w:bottom w:w="0" w:type="dxa"/>
-        <w:right w:w="108" w:type="dxa"/>
-      </w:tblCellMar>
+      <w:tblStyleRowBandSize w:val="1"/>
+      <w:tblStyleColBandSize w:val="1"/>
     </w:tblPr>
     <w:tcPr>
       <w:shd w:val="clear" w:color="auto" w:fill="F2EFF5" w:themeFill="accent4" w:themeFillTint="19"/>
@@ -12300,9 +11451,6 @@
     <w:basedOn w:val="32"/>
     <w:qFormat/>
     <w:uiPriority w:val="72"/>
-    <w:pPr>
-      <w:spacing w:after="0" w:line="240" w:lineRule="auto"/>
-    </w:pPr>
     <w:rPr>
       <w:color w:val="000000" w:themeColor="text1"/>
       <w14:textFill>
@@ -12312,12 +11460,8 @@
       </w14:textFill>
     </w:rPr>
     <w:tblPr>
-      <w:tblCellMar>
-        <w:top w:w="0" w:type="dxa"/>
-        <w:left w:w="108" w:type="dxa"/>
-        <w:bottom w:w="0" w:type="dxa"/>
-        <w:right w:w="108" w:type="dxa"/>
-      </w:tblCellMar>
+      <w:tblStyleRowBandSize w:val="1"/>
+      <w:tblStyleColBandSize w:val="1"/>
     </w:tblPr>
     <w:tcPr>
       <w:shd w:val="clear" w:color="auto" w:fill="EDF6F9" w:themeFill="accent5" w:themeFillTint="19"/>
@@ -12393,9 +11537,6 @@
     <w:basedOn w:val="32"/>
     <w:qFormat/>
     <w:uiPriority w:val="72"/>
-    <w:pPr>
-      <w:spacing w:after="0" w:line="240" w:lineRule="auto"/>
-    </w:pPr>
     <w:rPr>
       <w:color w:val="000000" w:themeColor="text1"/>
       <w14:textFill>
@@ -12405,12 +11546,8 @@
       </w14:textFill>
     </w:rPr>
     <w:tblPr>
-      <w:tblCellMar>
-        <w:top w:w="0" w:type="dxa"/>
-        <w:left w:w="108" w:type="dxa"/>
-        <w:bottom w:w="0" w:type="dxa"/>
-        <w:right w:w="108" w:type="dxa"/>
-      </w:tblCellMar>
+      <w:tblStyleRowBandSize w:val="1"/>
+      <w:tblStyleColBandSize w:val="1"/>
     </w:tblPr>
     <w:tcPr>
       <w:shd w:val="clear" w:color="auto" w:fill="FEF4EC" w:themeFill="accent6" w:themeFillTint="19"/>
@@ -12485,9 +11622,6 @@
     <w:name w:val="Colorful Grid"/>
     <w:basedOn w:val="32"/>
     <w:uiPriority w:val="73"/>
-    <w:pPr>
-      <w:spacing w:after="0" w:line="240" w:lineRule="auto"/>
-    </w:pPr>
     <w:rPr>
       <w:color w:val="000000" w:themeColor="text1"/>
       <w14:textFill>
@@ -12500,12 +11634,6 @@
       <w:tblBorders>
         <w:insideH w:val="single" w:color="FFFFFF" w:themeColor="background1" w:sz="4" w:space="0"/>
       </w:tblBorders>
-      <w:tblCellMar>
-        <w:top w:w="0" w:type="dxa"/>
-        <w:left w:w="108" w:type="dxa"/>
-        <w:bottom w:w="0" w:type="dxa"/>
-        <w:right w:w="108" w:type="dxa"/>
-      </w:tblCellMar>
     </w:tblPr>
     <w:tcPr>
       <w:shd w:val="clear" w:color="auto" w:fill="CCCCCC" w:themeFill="text1" w:themeFillTint="33"/>
@@ -12581,9 +11709,6 @@
     <w:name w:val="Colorful Grid Accent 1"/>
     <w:basedOn w:val="32"/>
     <w:uiPriority w:val="73"/>
-    <w:pPr>
-      <w:spacing w:after="0" w:line="240" w:lineRule="auto"/>
-    </w:pPr>
     <w:rPr>
       <w:color w:val="000000" w:themeColor="text1"/>
       <w14:textFill>
@@ -12596,12 +11721,6 @@
       <w:tblBorders>
         <w:insideH w:val="single" w:color="FFFFFF" w:themeColor="background1" w:sz="4" w:space="0"/>
       </w:tblBorders>
-      <w:tblCellMar>
-        <w:top w:w="0" w:type="dxa"/>
-        <w:left w:w="108" w:type="dxa"/>
-        <w:bottom w:w="0" w:type="dxa"/>
-        <w:right w:w="108" w:type="dxa"/>
-      </w:tblCellMar>
     </w:tblPr>
     <w:tcPr>
       <w:shd w:val="clear" w:color="auto" w:fill="DBE5F1" w:themeFill="accent1" w:themeFillTint="33"/>
@@ -12678,9 +11797,6 @@
     <w:basedOn w:val="32"/>
     <w:qFormat/>
     <w:uiPriority w:val="73"/>
-    <w:pPr>
-      <w:spacing w:after="0" w:line="240" w:lineRule="auto"/>
-    </w:pPr>
     <w:rPr>
       <w:color w:val="000000" w:themeColor="text1"/>
       <w14:textFill>
@@ -12693,12 +11809,6 @@
       <w:tblBorders>
         <w:insideH w:val="single" w:color="FFFFFF" w:themeColor="background1" w:sz="4" w:space="0"/>
       </w:tblBorders>
-      <w:tblCellMar>
-        <w:top w:w="0" w:type="dxa"/>
-        <w:left w:w="108" w:type="dxa"/>
-        <w:bottom w:w="0" w:type="dxa"/>
-        <w:right w:w="108" w:type="dxa"/>
-      </w:tblCellMar>
     </w:tblPr>
     <w:tcPr>
       <w:shd w:val="clear" w:color="auto" w:fill="F2DBDB" w:themeFill="accent2" w:themeFillTint="33"/>
@@ -12774,9 +11884,6 @@
     <w:name w:val="Colorful Grid Accent 3"/>
     <w:basedOn w:val="32"/>
     <w:uiPriority w:val="73"/>
-    <w:pPr>
-      <w:spacing w:after="0" w:line="240" w:lineRule="auto"/>
-    </w:pPr>
     <w:rPr>
       <w:color w:val="000000" w:themeColor="text1"/>
       <w14:textFill>
@@ -12789,12 +11896,6 @@
       <w:tblBorders>
         <w:insideH w:val="single" w:color="FFFFFF" w:themeColor="background1" w:sz="4" w:space="0"/>
       </w:tblBorders>
-      <w:tblCellMar>
-        <w:top w:w="0" w:type="dxa"/>
-        <w:left w:w="108" w:type="dxa"/>
-        <w:bottom w:w="0" w:type="dxa"/>
-        <w:right w:w="108" w:type="dxa"/>
-      </w:tblCellMar>
     </w:tblPr>
     <w:tcPr>
       <w:shd w:val="clear" w:color="auto" w:fill="EAF1DD" w:themeFill="accent3" w:themeFillTint="33"/>
@@ -12870,9 +11971,6 @@
     <w:name w:val="Colorful Grid Accent 4"/>
     <w:basedOn w:val="32"/>
     <w:uiPriority w:val="73"/>
-    <w:pPr>
-      <w:spacing w:after="0" w:line="240" w:lineRule="auto"/>
-    </w:pPr>
     <w:rPr>
       <w:color w:val="000000" w:themeColor="text1"/>
       <w14:textFill>
@@ -12885,12 +11983,6 @@
       <w:tblBorders>
         <w:insideH w:val="single" w:color="FFFFFF" w:themeColor="background1" w:sz="4" w:space="0"/>
       </w:tblBorders>
-      <w:tblCellMar>
-        <w:top w:w="0" w:type="dxa"/>
-        <w:left w:w="108" w:type="dxa"/>
-        <w:bottom w:w="0" w:type="dxa"/>
-        <w:right w:w="108" w:type="dxa"/>
-      </w:tblCellMar>
     </w:tblPr>
     <w:tcPr>
       <w:shd w:val="clear" w:color="auto" w:fill="E5DFEC" w:themeFill="accent4" w:themeFillTint="33"/>
@@ -12967,9 +12059,6 @@
     <w:basedOn w:val="32"/>
     <w:qFormat/>
     <w:uiPriority w:val="73"/>
-    <w:pPr>
-      <w:spacing w:after="0" w:line="240" w:lineRule="auto"/>
-    </w:pPr>
     <w:rPr>
       <w:color w:val="000000" w:themeColor="text1"/>
       <w14:textFill>
@@ -12982,12 +12071,6 @@
       <w:tblBorders>
         <w:insideH w:val="single" w:color="FFFFFF" w:themeColor="background1" w:sz="4" w:space="0"/>
       </w:tblBorders>
-      <w:tblCellMar>
-        <w:top w:w="0" w:type="dxa"/>
-        <w:left w:w="108" w:type="dxa"/>
-        <w:bottom w:w="0" w:type="dxa"/>
-        <w:right w:w="108" w:type="dxa"/>
-      </w:tblCellMar>
     </w:tblPr>
     <w:tcPr>
       <w:shd w:val="clear" w:color="auto" w:fill="DAEEF3" w:themeFill="accent5" w:themeFillTint="33"/>
@@ -13063,9 +12146,6 @@
     <w:name w:val="Colorful Grid Accent 6"/>
     <w:basedOn w:val="32"/>
     <w:uiPriority w:val="73"/>
-    <w:pPr>
-      <w:spacing w:after="0" w:line="240" w:lineRule="auto"/>
-    </w:pPr>
     <w:rPr>
       <w:color w:val="000000" w:themeColor="text1"/>
       <w14:textFill>
@@ -13078,12 +12158,6 @@
       <w:tblBorders>
         <w:insideH w:val="single" w:color="FFFFFF" w:themeColor="background1" w:sz="4" w:space="0"/>
       </w:tblBorders>
-      <w:tblCellMar>
-        <w:top w:w="0" w:type="dxa"/>
-        <w:left w:w="108" w:type="dxa"/>
-        <w:bottom w:w="0" w:type="dxa"/>
-        <w:right w:w="108" w:type="dxa"/>
-      </w:tblCellMar>
     </w:tblPr>
     <w:tcPr>
       <w:shd w:val="clear" w:color="auto" w:fill="FDE9D9" w:themeFill="accent6" w:themeFillTint="33"/>
@@ -13176,13 +12250,13 @@
     </w:rPr>
   </w:style>
   <w:style w:type="character" w:customStyle="1" w:styleId="135">
-    <w:name w:val="Header Char"/>
+    <w:name w:val="页眉 字符"/>
     <w:basedOn w:val="132"/>
     <w:link w:val="25"/>
     <w:uiPriority w:val="99"/>
   </w:style>
   <w:style w:type="character" w:customStyle="1" w:styleId="136">
-    <w:name w:val="Footer Char"/>
+    <w:name w:val="页脚 字符"/>
     <w:basedOn w:val="132"/>
     <w:link w:val="24"/>
     <w:qFormat/>
@@ -13192,9 +12266,6 @@
     <w:name w:val="No Spacing"/>
     <w:qFormat/>
     <w:uiPriority w:val="1"/>
-    <w:pPr>
-      <w:spacing w:after="0" w:line="240" w:lineRule="auto"/>
-    </w:pPr>
     <w:rPr>
       <w:rFonts w:asciiTheme="minorHAnsi" w:hAnsiTheme="minorHAnsi" w:eastAsiaTheme="minorEastAsia" w:cstheme="minorBidi"/>
       <w:sz w:val="22"/>
@@ -13203,7 +12274,7 @@
     </w:rPr>
   </w:style>
   <w:style w:type="character" w:customStyle="1" w:styleId="138">
-    <w:name w:val="Heading 1 Char"/>
+    <w:name w:val="标题 1 字符"/>
     <w:basedOn w:val="132"/>
     <w:link w:val="3"/>
     <w:qFormat/>
@@ -13218,7 +12289,7 @@
     </w:rPr>
   </w:style>
   <w:style w:type="character" w:customStyle="1" w:styleId="139">
-    <w:name w:val="Heading 2 Char"/>
+    <w:name w:val="标题 2 字符"/>
     <w:basedOn w:val="132"/>
     <w:link w:val="4"/>
     <w:qFormat/>
@@ -13238,7 +12309,7 @@
     </w:rPr>
   </w:style>
   <w:style w:type="character" w:customStyle="1" w:styleId="140">
-    <w:name w:val="Heading 3 Char"/>
+    <w:name w:val="标题 3 字符"/>
     <w:basedOn w:val="132"/>
     <w:link w:val="5"/>
     <w:qFormat/>
@@ -13256,7 +12327,7 @@
     </w:rPr>
   </w:style>
   <w:style w:type="character" w:customStyle="1" w:styleId="141">
-    <w:name w:val="Title Char"/>
+    <w:name w:val="标题 字符"/>
     <w:basedOn w:val="132"/>
     <w:link w:val="31"/>
     <w:uiPriority w:val="10"/>
@@ -13270,7 +12341,7 @@
     </w:rPr>
   </w:style>
   <w:style w:type="character" w:customStyle="1" w:styleId="142">
-    <w:name w:val="Subtitle Char"/>
+    <w:name w:val="副标题 字符"/>
     <w:basedOn w:val="132"/>
     <w:link w:val="26"/>
     <w:uiPriority w:val="11"/>
@@ -13300,21 +12371,21 @@
     </w:pPr>
   </w:style>
   <w:style w:type="character" w:customStyle="1" w:styleId="144">
-    <w:name w:val="Body Text Char"/>
+    <w:name w:val="正文文本 字符"/>
     <w:basedOn w:val="132"/>
     <w:link w:val="19"/>
     <w:qFormat/>
     <w:uiPriority w:val="99"/>
   </w:style>
   <w:style w:type="character" w:customStyle="1" w:styleId="145">
-    <w:name w:val="Body Text 2 Char"/>
+    <w:name w:val="正文文本 2 字符"/>
     <w:basedOn w:val="132"/>
     <w:link w:val="28"/>
     <w:qFormat/>
     <w:uiPriority w:val="99"/>
   </w:style>
   <w:style w:type="character" w:customStyle="1" w:styleId="146">
-    <w:name w:val="Body Text 3 Char"/>
+    <w:name w:val="正文文本 3 字符"/>
     <w:basedOn w:val="132"/>
     <w:link w:val="17"/>
     <w:qFormat/>
@@ -13325,7 +12396,7 @@
     </w:rPr>
   </w:style>
   <w:style w:type="character" w:customStyle="1" w:styleId="147">
-    <w:name w:val="Macro Text Char"/>
+    <w:name w:val="宏文本 字符"/>
     <w:basedOn w:val="132"/>
     <w:link w:val="2"/>
     <w:qFormat/>
@@ -13355,7 +12426,7 @@
     </w:rPr>
   </w:style>
   <w:style w:type="character" w:customStyle="1" w:styleId="149">
-    <w:name w:val="Quote Char"/>
+    <w:name w:val="引用 字符"/>
     <w:basedOn w:val="132"/>
     <w:link w:val="148"/>
     <w:qFormat/>
@@ -13372,7 +12443,7 @@
     </w:rPr>
   </w:style>
   <w:style w:type="character" w:customStyle="1" w:styleId="150">
-    <w:name w:val="Heading 4 Char"/>
+    <w:name w:val="标题 4 字符"/>
     <w:basedOn w:val="132"/>
     <w:link w:val="6"/>
     <w:semiHidden/>
@@ -13393,7 +12464,7 @@
     </w:rPr>
   </w:style>
   <w:style w:type="character" w:customStyle="1" w:styleId="151">
-    <w:name w:val="Heading 5 Char"/>
+    <w:name w:val="标题 5 字符"/>
     <w:basedOn w:val="132"/>
     <w:link w:val="7"/>
     <w:semiHidden/>
@@ -13405,7 +12476,7 @@
     </w:rPr>
   </w:style>
   <w:style w:type="character" w:customStyle="1" w:styleId="152">
-    <w:name w:val="Heading 6 Char"/>
+    <w:name w:val="标题 6 字符"/>
     <w:basedOn w:val="132"/>
     <w:link w:val="8"/>
     <w:semiHidden/>
@@ -13419,7 +12490,7 @@
     </w:rPr>
   </w:style>
   <w:style w:type="character" w:customStyle="1" w:styleId="153">
-    <w:name w:val="Heading 7 Char"/>
+    <w:name w:val="标题 7 字符"/>
     <w:basedOn w:val="132"/>
     <w:link w:val="9"/>
     <w:semiHidden/>
@@ -13441,7 +12512,7 @@
     </w:rPr>
   </w:style>
   <w:style w:type="character" w:customStyle="1" w:styleId="154">
-    <w:name w:val="Heading 8 Char"/>
+    <w:name w:val="标题 8 字符"/>
     <w:basedOn w:val="132"/>
     <w:link w:val="10"/>
     <w:semiHidden/>
@@ -13460,7 +12531,7 @@
     </w:rPr>
   </w:style>
   <w:style w:type="character" w:customStyle="1" w:styleId="155">
-    <w:name w:val="Heading 9 Char"/>
+    <w:name w:val="标题 9 字符"/>
     <w:basedOn w:val="132"/>
     <w:link w:val="11"/>
     <w:semiHidden/>
@@ -13507,7 +12578,7 @@
     </w:rPr>
   </w:style>
   <w:style w:type="character" w:customStyle="1" w:styleId="157">
-    <w:name w:val="Intense Quote Char"/>
+    <w:name w:val="明显引用 字符"/>
     <w:basedOn w:val="132"/>
     <w:link w:val="156"/>
     <w:qFormat/>
@@ -13526,7 +12597,7 @@
     </w:rPr>
   </w:style>
   <w:style w:type="character" w:customStyle="1" w:styleId="158">
-    <w:name w:val="Subtle Emphasis"/>
+    <w:name w:val="不明显强调1"/>
     <w:basedOn w:val="132"/>
     <w:qFormat/>
     <w:uiPriority w:val="19"/>
@@ -13545,7 +12616,7 @@
     </w:rPr>
   </w:style>
   <w:style w:type="character" w:customStyle="1" w:styleId="159">
-    <w:name w:val="Intense Emphasis"/>
+    <w:name w:val="明显强调1"/>
     <w:basedOn w:val="132"/>
     <w:qFormat/>
     <w:uiPriority w:val="21"/>
@@ -13563,7 +12634,7 @@
     </w:rPr>
   </w:style>
   <w:style w:type="character" w:customStyle="1" w:styleId="160">
-    <w:name w:val="Subtle Reference"/>
+    <w:name w:val="不明显参考1"/>
     <w:basedOn w:val="132"/>
     <w:qFormat/>
     <w:uiPriority w:val="31"/>
@@ -13579,7 +12650,7 @@
     </w:rPr>
   </w:style>
   <w:style w:type="character" w:customStyle="1" w:styleId="161">
-    <w:name w:val="Intense Reference"/>
+    <w:name w:val="明显参考1"/>
     <w:basedOn w:val="132"/>
     <w:qFormat/>
     <w:uiPriority w:val="32"/>
@@ -13598,7 +12669,7 @@
     </w:rPr>
   </w:style>
   <w:style w:type="character" w:customStyle="1" w:styleId="162">
-    <w:name w:val="Book Title"/>
+    <w:name w:val="书籍标题1"/>
     <w:basedOn w:val="132"/>
     <w:qFormat/>
     <w:uiPriority w:val="33"/>
@@ -13610,7 +12681,7 @@
     </w:rPr>
   </w:style>
   <w:style w:type="paragraph" w:customStyle="1" w:styleId="163">
-    <w:name w:val="TOC Heading"/>
+    <w:name w:val="TOC 标题1"/>
     <w:basedOn w:val="3"/>
     <w:next w:val="1"/>
     <w:semiHidden/>
